--- a/dokumente/Behandlungsvertrag.docx
+++ b/dokumente/Behandlungsvertrag.docx
@@ -2,469 +2,1115 @@
 <file path=word/document.xml><?xml version="1.0" encoding="utf-8"?>
 <w:document xmlns:wpc="http://schemas.microsoft.com/office/word/2010/wordprocessingCanvas" xmlns:mo="http://schemas.microsoft.com/office/mac/office/2008/main" xmlns:mc="http://schemas.openxmlformats.org/markup-compatibility/2006" xmlns:mv="urn:schemas-microsoft-com:mac:vml" xmlns:o="urn:schemas-microsoft-com:office:office" xmlns:r="http://schemas.openxmlformats.org/officeDocument/2006/relationships" xmlns:m="http://schemas.openxmlformats.org/officeDocument/2006/math" xmlns:v="urn:schemas-microsoft-com:vml" xmlns:wp14="http://schemas.microsoft.com/office/word/2010/wordprocessingDrawing" xmlns:wp="http://schemas.openxmlformats.org/drawingml/2006/wordprocessingDrawing" xmlns:w10="urn:schemas-microsoft-com:office:word" xmlns:w="http://schemas.openxmlformats.org/wordprocessingml/2006/main" xmlns:w14="http://schemas.microsoft.com/office/word/2010/wordml" xmlns:wpg="http://schemas.microsoft.com/office/word/2010/wordprocessingGroup" xmlns:wpi="http://schemas.microsoft.com/office/word/2010/wordprocessingInk" xmlns:wne="http://schemas.microsoft.com/office/word/2006/wordml" xmlns:wps="http://schemas.microsoft.com/office/word/2010/wordprocessingShape" mc:Ignorable="w14 wp14">
   <w:body>
+    <w:tbl>
+      <w:tblPr>
+        <w:tblW w:type="auto" w:w="0"/>
+        <w:jc w:val="center"/>
+        <w:tblLook w:firstColumn="1" w:firstRow="1" w:lastColumn="0" w:lastRow="0" w:noHBand="0" w:noVBand="1" w:val="04A0"/>
+      </w:tblPr>
+      <w:tblGrid>
+        <w:gridCol w:w="6236"/>
+        <w:gridCol w:w="3969"/>
+      </w:tblGrid>
+      <w:tr>
+        <w:tc>
+          <w:tcPr>
+            <w:tcW w:type="dxa" w:w="6236"/>
+            <w:tcBorders>
+              <w:top w:val="none" w:sz="0" w:color="FFFFFF"/>
+            </w:tcBorders>
+            <w:tcBorders>
+              <w:bottom w:val="none" w:sz="0" w:color="FFFFFF"/>
+            </w:tcBorders>
+            <w:tcBorders>
+              <w:left w:val="none" w:sz="0" w:color="FFFFFF"/>
+            </w:tcBorders>
+            <w:tcBorders>
+              <w:right w:val="none" w:sz="0" w:color="FFFFFF"/>
+            </w:tcBorders>
+          </w:tcPr>
+          <w:p>
+            <w:pPr>
+              <w:jc w:val="left"/>
+            </w:pPr>
+            <w:r>
+              <w:rPr>
+                <w:rFonts w:ascii="Arial" w:hAnsi="Arial"/>
+                <w:b/>
+                <w:i w:val="0"/>
+                <w:sz w:val="36"/>
+              </w:rPr>
+              <w:t>Behandlungsvertrag</w:t>
+            </w:r>
+          </w:p>
+          <w:p>
+            <w:pPr>
+              <w:spacing w:before="40" w:after="0"/>
+            </w:pPr>
+            <w:r>
+              <w:rPr>
+                <w:rFonts w:ascii="Arial" w:hAnsi="Arial"/>
+                <w:b w:val="0"/>
+                <w:i w:val="0"/>
+                <w:sz w:val="20"/>
+              </w:rPr>
+              <w:t>für Privatversicherte</w:t>
+            </w:r>
+          </w:p>
+        </w:tc>
+        <w:tc>
+          <w:tcPr>
+            <w:tcW w:type="dxa" w:w="3969"/>
+            <w:tcBorders>
+              <w:top w:val="none" w:sz="0" w:color="FFFFFF"/>
+            </w:tcBorders>
+            <w:tcBorders>
+              <w:bottom w:val="none" w:sz="0" w:color="FFFFFF"/>
+            </w:tcBorders>
+            <w:tcBorders>
+              <w:left w:val="none" w:sz="0" w:color="FFFFFF"/>
+            </w:tcBorders>
+            <w:tcBorders>
+              <w:right w:val="none" w:sz="0" w:color="FFFFFF"/>
+            </w:tcBorders>
+            <w:vAlign w:val="center"/>
+          </w:tcPr>
+          <w:p>
+            <w:pPr>
+              <w:jc w:val="right"/>
+            </w:pPr>
+            <w:r>
+              <w:rPr>
+                <w:rFonts w:ascii="Arial" w:hAnsi="Arial"/>
+                <w:b/>
+                <w:i w:val="0"/>
+                <w:sz w:val="20"/>
+              </w:rPr>
+              <w:t>Mobile Physiotherapie</w:t>
+              <w:br/>
+              <w:t>Grausam</w:t>
+            </w:r>
+          </w:p>
+        </w:tc>
+      </w:tr>
+    </w:tbl>
     <w:p>
       <w:pPr>
-        <w:spacing w:before="0" w:after="20"/>
-        <w:jc w:val="center"/>
+        <w:spacing w:after="40"/>
+      </w:pPr>
+    </w:p>
+    <w:p>
+      <w:pPr>
+        <w:spacing w:before="0" w:after="40"/>
       </w:pPr>
       <w:r>
         <w:rPr>
-          <w:rFonts w:ascii="Calibri" w:hAnsi="Calibri"/>
-          <w:b/>
-          <w:color w:val="000000"/>
-          <w:sz w:val="32"/>
+          <w:rFonts w:ascii="Arial" w:hAnsi="Arial"/>
+          <w:b w:val="0"/>
+          <w:i w:val="0"/>
+          <w:sz w:val="20"/>
         </w:rPr>
-        <w:t>Behandlungsvertrag</w:t>
+        <w:t>Sehr geehrte Damen und Herren,</w:t>
       </w:r>
     </w:p>
     <w:p>
       <w:pPr>
-        <w:spacing w:before="0" w:after="160"/>
-        <w:jc w:val="center"/>
+        <w:spacing w:before="0" w:after="120"/>
       </w:pPr>
       <w:r>
         <w:rPr>
-          <w:rFonts w:ascii="Calibri" w:hAnsi="Calibri"/>
+          <w:rFonts w:ascii="Arial" w:hAnsi="Arial"/>
           <w:b w:val="0"/>
-          <w:color w:val="000000"/>
-          <w:sz w:val="17"/>
+          <w:i w:val="0"/>
+          <w:sz w:val="20"/>
         </w:rPr>
-        <w:t>Mobile Physiotherapie Grausam  ·  Nick Grausam</w:t>
-      </w:r>
-    </w:p>
-    <w:p>
-      <w:pPr>
-        <w:spacing w:before="120" w:after="40"/>
-        <w:jc w:val="left"/>
-        <w:shd w:val="clear" w:color="auto" w:fill="EFEFEF"/>
-        <w:pBdr>
-          <w:bottom w:val="single" w:sz="4" w:space="1" w:color="000000"/>
-        </w:pBdr>
-      </w:pPr>
-      <w:r>
-        <w:rPr>
-          <w:rFonts w:ascii="Calibri" w:hAnsi="Calibri"/>
-          <w:b/>
-          <w:color w:val="000000"/>
-          <w:sz w:val="18"/>
-        </w:rPr>
-        <w:t xml:space="preserve">  1  ·  Vertragsparteien</w:t>
+        <w:t>bitte füllen Sie nachstehende Angaben aus:</w:t>
       </w:r>
     </w:p>
     <w:tbl>
       <w:tblPr>
-        <w:tblStyle w:val="TableGrid"/>
         <w:tblW w:type="auto" w:w="0"/>
+        <w:jc w:val="center"/>
         <w:tblLook w:firstColumn="1" w:firstRow="1" w:lastColumn="0" w:lastRow="0" w:noHBand="0" w:noVBand="1" w:val="04A0"/>
       </w:tblPr>
       <w:tblGrid>
-        <w:gridCol w:w="4986"/>
-        <w:gridCol w:w="4986"/>
+        <w:gridCol w:w="9638"/>
+      </w:tblGrid>
+      <w:tr>
+        <w:tc>
+          <w:tcPr>
+            <w:tcW w:type="dxa" w:w="9638"/>
+            <w:tcBorders>
+              <w:top w:val="none" w:sz="0" w:color="FFFFFF"/>
+            </w:tcBorders>
+            <w:tcBorders>
+              <w:left w:val="none" w:sz="0" w:color="FFFFFF"/>
+            </w:tcBorders>
+            <w:tcBorders>
+              <w:right w:val="none" w:sz="0" w:color="FFFFFF"/>
+            </w:tcBorders>
+            <w:tcBorders>
+              <w:bottom w:val="single" w:sz="4" w:color="000000"/>
+            </w:tcBorders>
+          </w:tcPr>
+          <w:p>
+            <w:pPr>
+              <w:spacing w:before="0" w:after="0"/>
+            </w:pPr>
+            <w:r>
+              <w:rPr>
+                <w:rFonts w:ascii="Arial" w:hAnsi="Arial"/>
+                <w:b w:val="0"/>
+                <w:i w:val="0"/>
+                <w:color w:val="505050"/>
+                <w:sz w:val="18"/>
+              </w:rPr>
+              <w:t>Name</w:t>
+            </w:r>
+          </w:p>
+        </w:tc>
+      </w:tr>
+    </w:tbl>
+    <w:p>
+      <w:pPr>
+        <w:spacing w:after="20"/>
+      </w:pPr>
+    </w:p>
+    <w:tbl>
+      <w:tblPr>
+        <w:tblW w:type="auto" w:w="0"/>
+        <w:jc w:val="center"/>
+        <w:tblLook w:firstColumn="1" w:firstRow="1" w:lastColumn="0" w:lastRow="0" w:noHBand="0" w:noVBand="1" w:val="04A0"/>
+      </w:tblPr>
+      <w:tblGrid>
+        <w:gridCol w:w="4819"/>
+        <w:gridCol w:w="4819"/>
       </w:tblGrid>
       <w:tr>
         <w:tc>
           <w:tcPr>
             <w:tcW w:type="dxa" w:w="4819"/>
-            <w:vAlign w:val="center"/>
-            <w:shd w:val="clear" w:color="auto" w:fill="F8F8F8"/>
+            <w:tcBorders>
+              <w:top w:val="none" w:sz="0" w:color="FFFFFF"/>
+            </w:tcBorders>
+            <w:tcBorders>
+              <w:left w:val="none" w:sz="0" w:color="FFFFFF"/>
+            </w:tcBorders>
+            <w:tcBorders>
+              <w:right w:val="none" w:sz="0" w:color="FFFFFF"/>
+            </w:tcBorders>
+            <w:tcBorders>
+              <w:bottom w:val="single" w:sz="4" w:color="000000"/>
+            </w:tcBorders>
+            <w:tcBorders>
+              <w:right w:val="single" w:sz="4" w:color="CCCCCC"/>
+            </w:tcBorders>
           </w:tcPr>
           <w:p>
+            <w:pPr>
+              <w:spacing w:before="0" w:after="0"/>
+            </w:pPr>
             <w:r>
               <w:rPr>
-                <w:rFonts w:ascii="Calibri" w:hAnsi="Calibri"/>
-                <w:b/>
-                <w:color w:val="000000"/>
-                <w:sz w:val="16"/>
+                <w:rFonts w:ascii="Arial" w:hAnsi="Arial"/>
+                <w:b w:val="0"/>
+                <w:i w:val="0"/>
+                <w:color w:val="505050"/>
+                <w:sz w:val="18"/>
               </w:rPr>
-              <w:t>Therapeut</w:t>
+              <w:t>Vorname</w:t>
             </w:r>
           </w:p>
         </w:tc>
         <w:tc>
           <w:tcPr>
             <w:tcW w:type="dxa" w:w="4819"/>
-            <w:vAlign w:val="center"/>
-            <w:shd w:val="clear" w:color="auto" w:fill="F8F8F8"/>
+            <w:tcBorders>
+              <w:top w:val="none" w:sz="0" w:color="FFFFFF"/>
+            </w:tcBorders>
+            <w:tcBorders>
+              <w:left w:val="none" w:sz="0" w:color="FFFFFF"/>
+            </w:tcBorders>
+            <w:tcBorders>
+              <w:right w:val="none" w:sz="0" w:color="FFFFFF"/>
+            </w:tcBorders>
+            <w:tcBorders>
+              <w:bottom w:val="single" w:sz="4" w:color="000000"/>
+            </w:tcBorders>
           </w:tcPr>
           <w:p>
+            <w:pPr>
+              <w:spacing w:before="0" w:after="0"/>
+            </w:pPr>
             <w:r>
               <w:rPr>
-                <w:rFonts w:ascii="Calibri" w:hAnsi="Calibri"/>
-                <w:b/>
-                <w:color w:val="000000"/>
-                <w:sz w:val="16"/>
+                <w:rFonts w:ascii="Arial" w:hAnsi="Arial"/>
+                <w:b w:val="0"/>
+                <w:i w:val="0"/>
+                <w:color w:val="505050"/>
+                <w:sz w:val="18"/>
               </w:rPr>
-              <w:t>Patient / -in</w:t>
+              <w:t>Geburtsdatum</w:t>
             </w:r>
           </w:p>
         </w:tc>
       </w:tr>
+    </w:tbl>
+    <w:p>
+      <w:pPr>
+        <w:spacing w:after="20"/>
+      </w:pPr>
+    </w:p>
+    <w:tbl>
+      <w:tblPr>
+        <w:tblW w:type="auto" w:w="0"/>
+        <w:jc w:val="center"/>
+        <w:tblLook w:firstColumn="1" w:firstRow="1" w:lastColumn="0" w:lastRow="0" w:noHBand="0" w:noVBand="1" w:val="04A0"/>
+      </w:tblPr>
+      <w:tblGrid>
+        <w:gridCol w:w="4819"/>
+        <w:gridCol w:w="4819"/>
+      </w:tblGrid>
       <w:tr>
-        <w:trPr>
-          <w:trHeight w:val="1134"/>
-        </w:trPr>
         <w:tc>
           <w:tcPr>
             <w:tcW w:type="dxa" w:w="4819"/>
-            <w:vAlign w:val="top"/>
+            <w:tcBorders>
+              <w:top w:val="none" w:sz="0" w:color="FFFFFF"/>
+            </w:tcBorders>
+            <w:tcBorders>
+              <w:left w:val="none" w:sz="0" w:color="FFFFFF"/>
+            </w:tcBorders>
+            <w:tcBorders>
+              <w:right w:val="none" w:sz="0" w:color="FFFFFF"/>
+            </w:tcBorders>
+            <w:tcBorders>
+              <w:bottom w:val="single" w:sz="4" w:color="000000"/>
+            </w:tcBorders>
+            <w:tcBorders>
+              <w:right w:val="single" w:sz="4" w:color="CCCCCC"/>
+            </w:tcBorders>
           </w:tcPr>
           <w:p>
+            <w:pPr>
+              <w:spacing w:before="0" w:after="0"/>
+            </w:pPr>
             <w:r>
               <w:rPr>
-                <w:rFonts w:ascii="Calibri" w:hAnsi="Calibri"/>
+                <w:rFonts w:ascii="Arial" w:hAnsi="Arial"/>
                 <w:b w:val="0"/>
-                <w:color w:val="000000"/>
-                <w:sz w:val="17"/>
+                <w:i w:val="0"/>
+                <w:color w:val="505050"/>
+                <w:sz w:val="18"/>
               </w:rPr>
-              <w:t>Nick Grausam</w:t>
-              <w:br/>
-              <w:t>Dornierstraße 5</w:t>
-              <w:br/>
-              <w:t>69181 Leimen</w:t>
-              <w:br/>
-              <w:t>info@physiotherapie-grausam.de</w:t>
-              <w:br/>
-              <w:t>0176 4268 5146</w:t>
+              <w:t>Straße</w:t>
             </w:r>
           </w:p>
         </w:tc>
         <w:tc>
           <w:tcPr>
             <w:tcW w:type="dxa" w:w="4819"/>
-            <w:vAlign w:val="bottom"/>
+            <w:tcBorders>
+              <w:top w:val="none" w:sz="0" w:color="FFFFFF"/>
+            </w:tcBorders>
+            <w:tcBorders>
+              <w:left w:val="none" w:sz="0" w:color="FFFFFF"/>
+            </w:tcBorders>
+            <w:tcBorders>
+              <w:right w:val="none" w:sz="0" w:color="FFFFFF"/>
+            </w:tcBorders>
+            <w:tcBorders>
+              <w:bottom w:val="single" w:sz="4" w:color="000000"/>
+            </w:tcBorders>
           </w:tcPr>
-          <w:p/>
+          <w:p>
+            <w:pPr>
+              <w:spacing w:before="0" w:after="0"/>
+            </w:pPr>
+            <w:r>
+              <w:rPr>
+                <w:rFonts w:ascii="Arial" w:hAnsi="Arial"/>
+                <w:b w:val="0"/>
+                <w:i w:val="0"/>
+                <w:color w:val="505050"/>
+                <w:sz w:val="18"/>
+              </w:rPr>
+              <w:t>PLZ, Wohnort</w:t>
+            </w:r>
+          </w:p>
         </w:tc>
       </w:tr>
     </w:tbl>
-    <w:p/>
     <w:p>
       <w:pPr>
-        <w:spacing w:before="120" w:after="40"/>
-        <w:jc w:val="left"/>
-        <w:shd w:val="clear" w:color="auto" w:fill="EFEFEF"/>
-        <w:pBdr>
-          <w:bottom w:val="single" w:sz="4" w:space="1" w:color="000000"/>
-        </w:pBdr>
-      </w:pPr>
-      <w:r>
-        <w:rPr>
-          <w:rFonts w:ascii="Calibri" w:hAnsi="Calibri"/>
-          <w:b/>
-          <w:color w:val="000000"/>
-          <w:sz w:val="18"/>
-        </w:rPr>
-        <w:t xml:space="preserve">  2  ·  Leistungsumfang</w:t>
-      </w:r>
-    </w:p>
-    <w:p>
-      <w:pPr>
-        <w:spacing w:before="40" w:after="80"/>
-        <w:jc w:val="left"/>
-      </w:pPr>
-      <w:r>
-        <w:rPr>
-          <w:rFonts w:ascii="Calibri" w:hAnsi="Calibri"/>
-          <w:b w:val="0"/>
-          <w:color w:val="000000"/>
-          <w:sz w:val="17"/>
-        </w:rPr>
-        <w:t>Mobile Physiotherapie als Hausbesuch in der Wohnung / am Aufenthaltsort des Patienten im Raum Heidelberg–Karlsruhe. Die Behandlungsdauer wird nach dem Ersttermin (Befundung) gemeinsam festgelegt. Ersttermin: 60 Minuten (Anamnese, Befundung, Therapieplanung).</w:t>
-      </w:r>
-    </w:p>
-    <w:p>
-      <w:pPr>
-        <w:spacing w:before="120" w:after="40"/>
-        <w:jc w:val="left"/>
-        <w:shd w:val="clear" w:color="auto" w:fill="EFEFEF"/>
-        <w:pBdr>
-          <w:bottom w:val="single" w:sz="4" w:space="1" w:color="000000"/>
-        </w:pBdr>
-      </w:pPr>
-      <w:r>
-        <w:rPr>
-          <w:rFonts w:ascii="Calibri" w:hAnsi="Calibri"/>
-          <w:b/>
-          <w:color w:val="000000"/>
-          <w:sz w:val="18"/>
-        </w:rPr>
-        <w:t xml:space="preserve">  3  ·  Vergütung &amp; Umsatzsteuer</w:t>
-      </w:r>
-    </w:p>
-    <w:p>
-      <w:pPr>
-        <w:spacing w:before="40" w:after="40"/>
-        <w:jc w:val="left"/>
-      </w:pPr>
-      <w:r>
-        <w:rPr>
-          <w:rFonts w:ascii="Calibri" w:hAnsi="Calibri"/>
-          <w:b w:val="0"/>
-          <w:color w:val="000000"/>
-          <w:sz w:val="17"/>
-        </w:rPr>
-        <w:t>Ersttermin (60 Min): 60,00 €  ·  Folgebehandlung 45 Min: 80,00 €  ·  Folgebehandlung 60 Min: 100,00 €</w:t>
-        <w:br/>
-        <w:t>Der Ersttermin ist kostenlos bei Buchung eines Folgetermins.</w:t>
-        <w:br/>
-        <w:br/>
-        <w:t>Privatversicherte &amp; Beamte mit Beihilfe (mit Rezept): Leistungen sind nach § 4 Nr. 14 UStG umsatzsteuerbefreit — keine Mehrwertsteuer.</w:t>
-        <w:br/>
-        <w:t>Selbstzahler (ohne Rezept): zzgl. 19 % MwSt. (Ersttermin 71,40 €  ·  45 Min 95,20 €  ·  60 Min 119,00 €).</w:t>
-      </w:r>
-    </w:p>
-    <w:p>
-      <w:pPr>
-        <w:spacing w:before="120" w:after="40"/>
-        <w:jc w:val="left"/>
-        <w:shd w:val="clear" w:color="auto" w:fill="EFEFEF"/>
-        <w:pBdr>
-          <w:bottom w:val="single" w:sz="4" w:space="1" w:color="000000"/>
-        </w:pBdr>
-      </w:pPr>
-      <w:r>
-        <w:rPr>
-          <w:rFonts w:ascii="Calibri" w:hAnsi="Calibri"/>
-          <w:b/>
-          <w:color w:val="000000"/>
-          <w:sz w:val="18"/>
-        </w:rPr>
-        <w:t xml:space="preserve">  4  ·  Absage &amp; Ausfallhonorar</w:t>
-      </w:r>
-    </w:p>
-    <w:p>
-      <w:pPr>
-        <w:spacing w:before="40" w:after="80"/>
-        <w:jc w:val="left"/>
-      </w:pPr>
-      <w:r>
-        <w:rPr>
-          <w:rFonts w:ascii="Calibri" w:hAnsi="Calibri"/>
-          <w:b w:val="0"/>
-          <w:color w:val="000000"/>
-          <w:sz w:val="17"/>
-        </w:rPr>
-        <w:t>Terminabsagen sind mindestens 24 Stunden vor dem vereinbarten Termin mitzuteilen. Bei kurzfristiger Absage (&lt; 24 Stunden) oder unentschuldigtem Nichterscheinen wird ein Ausfallhonorar von 50 % des vereinbarten Behandlungspreises in Rechnung gestellt, sofern kein Ersatzpatient gefunden werden kann.</w:t>
-      </w:r>
-    </w:p>
-    <w:p>
-      <w:pPr>
-        <w:spacing w:before="120" w:after="40"/>
-        <w:jc w:val="left"/>
-        <w:shd w:val="clear" w:color="auto" w:fill="EFEFEF"/>
-        <w:pBdr>
-          <w:bottom w:val="single" w:sz="4" w:space="1" w:color="000000"/>
-        </w:pBdr>
-      </w:pPr>
-      <w:r>
-        <w:rPr>
-          <w:rFonts w:ascii="Calibri" w:hAnsi="Calibri"/>
-          <w:b/>
-          <w:color w:val="000000"/>
-          <w:sz w:val="18"/>
-        </w:rPr>
-        <w:t xml:space="preserve">  5  ·  Zahlungsweise</w:t>
-      </w:r>
-    </w:p>
-    <w:p>
-      <w:pPr>
-        <w:spacing w:before="40" w:after="80"/>
-        <w:jc w:val="left"/>
-      </w:pPr>
-      <w:r>
-        <w:rPr>
-          <w:rFonts w:ascii="Calibri" w:hAnsi="Calibri"/>
-          <w:b w:val="0"/>
-          <w:color w:val="000000"/>
-          <w:sz w:val="17"/>
-        </w:rPr>
-        <w:t>Die Rechnung wird nach der Behandlung ausgestellt und ist sofort fällig. Zahlung: bar nach der Behandlung oder per Banküberweisung innerhalb von 14 Tagen nach Rechnungsdatum.</w:t>
-      </w:r>
-    </w:p>
-    <w:p>
-      <w:pPr>
-        <w:spacing w:before="120" w:after="40"/>
-        <w:jc w:val="left"/>
-        <w:shd w:val="clear" w:color="auto" w:fill="EFEFEF"/>
-        <w:pBdr>
-          <w:bottom w:val="single" w:sz="4" w:space="1" w:color="000000"/>
-        </w:pBdr>
-      </w:pPr>
-      <w:r>
-        <w:rPr>
-          <w:rFonts w:ascii="Calibri" w:hAnsi="Calibri"/>
-          <w:b/>
-          <w:color w:val="000000"/>
-          <w:sz w:val="18"/>
-        </w:rPr>
-        <w:t xml:space="preserve">  6  ·  Datenschutz</w:t>
-      </w:r>
-    </w:p>
-    <w:p>
-      <w:pPr>
-        <w:spacing w:before="40" w:after="120"/>
-        <w:jc w:val="left"/>
-      </w:pPr>
-      <w:r>
-        <w:rPr>
-          <w:rFonts w:ascii="Calibri" w:hAnsi="Calibri"/>
-          <w:b w:val="0"/>
-          <w:color w:val="000000"/>
-          <w:sz w:val="17"/>
-        </w:rPr>
-        <w:t>Die Erhebung und Verarbeitung personenbezogener Daten und Gesundheitsdaten erfolgt gemäß der separat ausgehändigten Datenschutzerklärung (DSGVO). Mit Unterzeichnung dieses Vertrags bestätigt der Patient / die Patientin, die Datenschutzerklärung erhalten und zur Kenntnis genommen zu haben.</w:t>
-      </w:r>
-    </w:p>
-    <w:p>
-      <w:pPr>
-        <w:spacing w:before="120" w:after="40"/>
-        <w:jc w:val="left"/>
-        <w:shd w:val="clear" w:color="auto" w:fill="EFEFEF"/>
-        <w:pBdr>
-          <w:bottom w:val="single" w:sz="4" w:space="1" w:color="000000"/>
-        </w:pBdr>
-      </w:pPr>
-      <w:r>
-        <w:rPr>
-          <w:rFonts w:ascii="Calibri" w:hAnsi="Calibri"/>
-          <w:b/>
-          <w:color w:val="000000"/>
-          <w:sz w:val="18"/>
-        </w:rPr>
-        <w:t xml:space="preserve">  7  ·  Unterschriften</w:t>
-      </w:r>
-    </w:p>
-    <w:p>
-      <w:pPr>
-        <w:spacing w:before="80" w:after="80"/>
-        <w:jc w:val="left"/>
+        <w:spacing w:after="20"/>
       </w:pPr>
     </w:p>
     <w:tbl>
       <w:tblPr>
-        <w:tblStyle w:val="TableGrid"/>
         <w:tblW w:type="auto" w:w="0"/>
+        <w:jc w:val="center"/>
         <w:tblLook w:firstColumn="1" w:firstRow="1" w:lastColumn="0" w:lastRow="0" w:noHBand="0" w:noVBand="1" w:val="04A0"/>
       </w:tblPr>
       <w:tblGrid>
-        <w:gridCol w:w="3324"/>
-        <w:gridCol w:w="3324"/>
-        <w:gridCol w:w="3324"/>
+        <w:gridCol w:w="4819"/>
+        <w:gridCol w:w="4819"/>
       </w:tblGrid>
       <w:tr>
         <w:tc>
           <w:tcPr>
-            <w:tcW w:type="dxa" w:w="3213"/>
-            <w:vAlign w:val="center"/>
+            <w:tcW w:type="dxa" w:w="4819"/>
+            <w:tcBorders>
+              <w:top w:val="none" w:sz="0" w:color="FFFFFF"/>
+            </w:tcBorders>
+            <w:tcBorders>
+              <w:left w:val="none" w:sz="0" w:color="FFFFFF"/>
+            </w:tcBorders>
+            <w:tcBorders>
+              <w:right w:val="none" w:sz="0" w:color="FFFFFF"/>
+            </w:tcBorders>
+            <w:tcBorders>
+              <w:bottom w:val="single" w:sz="4" w:color="000000"/>
+            </w:tcBorders>
+            <w:tcBorders>
+              <w:right w:val="single" w:sz="4" w:color="CCCCCC"/>
+            </w:tcBorders>
           </w:tcPr>
           <w:p>
+            <w:pPr>
+              <w:spacing w:before="0" w:after="0"/>
+            </w:pPr>
             <w:r>
               <w:rPr>
-                <w:rFonts w:ascii="Calibri" w:hAnsi="Calibri"/>
-                <w:b/>
-                <w:color w:val="000000"/>
-                <w:sz w:val="16"/>
+                <w:rFonts w:ascii="Arial" w:hAnsi="Arial"/>
+                <w:b w:val="0"/>
+                <w:i w:val="0"/>
+                <w:color w:val="505050"/>
+                <w:sz w:val="18"/>
               </w:rPr>
-              <w:t>Ort / Datum</w:t>
+              <w:t>Telefon privat  *</w:t>
             </w:r>
           </w:p>
         </w:tc>
         <w:tc>
           <w:tcPr>
-            <w:tcW w:type="dxa" w:w="3213"/>
-            <w:vAlign w:val="center"/>
+            <w:tcW w:type="dxa" w:w="4819"/>
+            <w:tcBorders>
+              <w:top w:val="none" w:sz="0" w:color="FFFFFF"/>
+            </w:tcBorders>
+            <w:tcBorders>
+              <w:left w:val="none" w:sz="0" w:color="FFFFFF"/>
+            </w:tcBorders>
+            <w:tcBorders>
+              <w:right w:val="none" w:sz="0" w:color="FFFFFF"/>
+            </w:tcBorders>
+            <w:tcBorders>
+              <w:bottom w:val="single" w:sz="4" w:color="000000"/>
+            </w:tcBorders>
           </w:tcPr>
           <w:p>
+            <w:pPr>
+              <w:spacing w:before="0" w:after="0"/>
+            </w:pPr>
             <w:r>
               <w:rPr>
-                <w:rFonts w:ascii="Calibri" w:hAnsi="Calibri"/>
-                <w:b/>
-                <w:color w:val="000000"/>
-                <w:sz w:val="16"/>
+                <w:rFonts w:ascii="Arial" w:hAnsi="Arial"/>
+                <w:b w:val="0"/>
+                <w:i w:val="0"/>
+                <w:color w:val="505050"/>
+                <w:sz w:val="18"/>
               </w:rPr>
-              <w:t>Unterschrift Patient / -in</w:t>
+              <w:t>Telefon dienstlich  *</w:t>
+            </w:r>
+          </w:p>
+        </w:tc>
+      </w:tr>
+    </w:tbl>
+    <w:p>
+      <w:pPr>
+        <w:spacing w:after="20"/>
+      </w:pPr>
+    </w:p>
+    <w:tbl>
+      <w:tblPr>
+        <w:tblW w:type="auto" w:w="0"/>
+        <w:jc w:val="center"/>
+        <w:tblLook w:firstColumn="1" w:firstRow="1" w:lastColumn="0" w:lastRow="0" w:noHBand="0" w:noVBand="1" w:val="04A0"/>
+      </w:tblPr>
+      <w:tblGrid>
+        <w:gridCol w:w="4819"/>
+        <w:gridCol w:w="4819"/>
+      </w:tblGrid>
+      <w:tr>
+        <w:tc>
+          <w:tcPr>
+            <w:tcW w:type="dxa" w:w="4819"/>
+            <w:tcBorders>
+              <w:top w:val="none" w:sz="0" w:color="FFFFFF"/>
+            </w:tcBorders>
+            <w:tcBorders>
+              <w:left w:val="none" w:sz="0" w:color="FFFFFF"/>
+            </w:tcBorders>
+            <w:tcBorders>
+              <w:right w:val="none" w:sz="0" w:color="FFFFFF"/>
+            </w:tcBorders>
+            <w:tcBorders>
+              <w:bottom w:val="single" w:sz="4" w:color="000000"/>
+            </w:tcBorders>
+            <w:tcBorders>
+              <w:right w:val="single" w:sz="4" w:color="CCCCCC"/>
+            </w:tcBorders>
+          </w:tcPr>
+          <w:p>
+            <w:pPr>
+              <w:spacing w:before="0" w:after="0"/>
+            </w:pPr>
+            <w:r>
+              <w:rPr>
+                <w:rFonts w:ascii="Arial" w:hAnsi="Arial"/>
+                <w:b w:val="0"/>
+                <w:i w:val="0"/>
+                <w:color w:val="505050"/>
+                <w:sz w:val="18"/>
+              </w:rPr>
+              <w:t>Telefon mobil  *</w:t>
             </w:r>
           </w:p>
         </w:tc>
         <w:tc>
           <w:tcPr>
-            <w:tcW w:type="dxa" w:w="3213"/>
-            <w:vAlign w:val="center"/>
+            <w:tcW w:type="dxa" w:w="4819"/>
+            <w:tcBorders>
+              <w:top w:val="none" w:sz="0" w:color="FFFFFF"/>
+            </w:tcBorders>
+            <w:tcBorders>
+              <w:left w:val="none" w:sz="0" w:color="FFFFFF"/>
+            </w:tcBorders>
+            <w:tcBorders>
+              <w:right w:val="none" w:sz="0" w:color="FFFFFF"/>
+            </w:tcBorders>
+            <w:tcBorders>
+              <w:bottom w:val="single" w:sz="4" w:color="000000"/>
+            </w:tcBorders>
           </w:tcPr>
           <w:p>
+            <w:pPr>
+              <w:spacing w:before="0" w:after="0"/>
+            </w:pPr>
             <w:r>
               <w:rPr>
-                <w:rFonts w:ascii="Calibri" w:hAnsi="Calibri"/>
-                <w:b/>
-                <w:color w:val="000000"/>
-                <w:sz w:val="16"/>
+                <w:rFonts w:ascii="Arial" w:hAnsi="Arial"/>
+                <w:b w:val="0"/>
+                <w:i w:val="0"/>
+                <w:color w:val="505050"/>
+                <w:sz w:val="18"/>
               </w:rPr>
-              <w:t>Unterschrift Therapeut</w:t>
+              <w:t>E-Mail  *</w:t>
             </w:r>
           </w:p>
         </w:tc>
       </w:tr>
+    </w:tbl>
+    <w:p>
+      <w:pPr>
+        <w:spacing w:after="40"/>
+      </w:pPr>
+    </w:p>
+    <w:p>
+      <w:pPr>
+        <w:spacing w:before="0" w:after="80"/>
+      </w:pPr>
+      <w:r>
+        <w:rPr>
+          <w:rFonts w:ascii="Arial" w:hAnsi="Arial"/>
+          <w:b w:val="0"/>
+          <w:i/>
+          <w:sz w:val="16"/>
+        </w:rPr>
+        <w:t>* Angabe freiwillig (zur Ermöglichung der Korrespondenz)</w:t>
+      </w:r>
+    </w:p>
+    <w:p>
+      <w:pPr>
+        <w:spacing w:before="0" w:after="20"/>
+      </w:pPr>
+      <w:r>
+        <w:rPr>
+          <w:rFonts w:ascii="Arial" w:hAnsi="Arial"/>
+          <w:b w:val="0"/>
+          <w:i w:val="0"/>
+          <w:sz w:val="18"/>
+        </w:rPr>
+        <w:t xml:space="preserve">☐ </w:t>
+      </w:r>
+      <w:r>
+        <w:rPr>
+          <w:rFonts w:ascii="Arial" w:hAnsi="Arial"/>
+          <w:b w:val="0"/>
+          <w:i w:val="0"/>
+          <w:sz w:val="18"/>
+        </w:rPr>
+        <w:t>Ich bitte um Zusendung meiner Rechnung per E-Mail  *</w:t>
+      </w:r>
+    </w:p>
+    <w:p>
+      <w:pPr>
+        <w:spacing w:before="0" w:after="160"/>
+      </w:pPr>
+      <w:r>
+        <w:rPr>
+          <w:rFonts w:ascii="Arial" w:hAnsi="Arial"/>
+          <w:b w:val="0"/>
+          <w:i w:val="0"/>
+          <w:sz w:val="18"/>
+        </w:rPr>
+        <w:t xml:space="preserve">☐ </w:t>
+      </w:r>
+      <w:r>
+        <w:rPr>
+          <w:rFonts w:ascii="Arial" w:hAnsi="Arial"/>
+          <w:b w:val="0"/>
+          <w:i w:val="0"/>
+          <w:sz w:val="18"/>
+        </w:rPr>
+        <w:t>Ich erlaube, dass mir Terminbestätigungen per E-Mail zugestellt werden  *</w:t>
+      </w:r>
+    </w:p>
+    <w:p>
+      <w:pPr>
+        <w:spacing w:before="0" w:after="120"/>
+      </w:pPr>
+      <w:r>
+        <w:rPr>
+          <w:rFonts w:ascii="Arial" w:hAnsi="Arial"/>
+          <w:b w:val="0"/>
+          <w:i w:val="0"/>
+          <w:sz w:val="19"/>
+        </w:rPr>
+        <w:t>Damit die Therapie zu Ihrer und meiner Zufriedenheit ablaufen kann, bitte ich Sie, vor Beginn der Behandlungsserie folgende Informationen zur Kenntnis zu nehmen und die vorstehenden Bedingungen mit Ihrer Unterschrift anzuerkennen:</w:t>
+      </w:r>
+    </w:p>
+    <w:p>
+      <w:pPr>
+        <w:spacing w:before="20" w:after="60"/>
+        <w:ind w:left="283" w:hanging="227"/>
+      </w:pPr>
+      <w:r>
+        <w:rPr>
+          <w:rFonts w:ascii="Arial" w:hAnsi="Arial"/>
+          <w:b w:val="0"/>
+          <w:i w:val="0"/>
+          <w:sz w:val="18"/>
+        </w:rPr>
+        <w:t xml:space="preserve">•  </w:t>
+      </w:r>
+      <w:r>
+        <w:rPr>
+          <w:rFonts w:ascii="Arial" w:hAnsi="Arial"/>
+          <w:b/>
+          <w:i w:val="0"/>
+          <w:sz w:val="18"/>
+        </w:rPr>
+        <w:t xml:space="preserve">Abrechnung als Privatversicherter/r oder mit Beihilfe (mit Rezept): </w:t>
+      </w:r>
+      <w:r>
+        <w:rPr>
+          <w:rFonts w:ascii="Arial" w:hAnsi="Arial"/>
+          <w:b w:val="0"/>
+          <w:i w:val="0"/>
+          <w:sz w:val="18"/>
+        </w:rPr>
+        <w:t>Sie erhalten nach jeder Behandlung eine Rechnung. Diese können Sie zur Erstattung bei Ihrer privaten Krankenversicherung oder der zuständigen Beihilfestelle einreichen. Bitte klären Sie vorab mit Ihrer Versicherung, in welchem Umfang physiotherapeutische Leistungen erstattet werden. Auf Wunsch erhalten Sie ein zusätzliches Exemplar der Rechnung.</w:t>
+      </w:r>
+    </w:p>
+    <w:p>
+      <w:pPr>
+        <w:spacing w:before="20" w:after="60"/>
+        <w:ind w:left="283" w:hanging="227"/>
+      </w:pPr>
+      <w:r>
+        <w:rPr>
+          <w:rFonts w:ascii="Arial" w:hAnsi="Arial"/>
+          <w:b w:val="0"/>
+          <w:i w:val="0"/>
+          <w:sz w:val="18"/>
+        </w:rPr>
+        <w:t xml:space="preserve">•  </w:t>
+      </w:r>
+      <w:r>
+        <w:rPr>
+          <w:rFonts w:ascii="Arial" w:hAnsi="Arial"/>
+          <w:b/>
+          <w:i w:val="0"/>
+          <w:sz w:val="18"/>
+        </w:rPr>
+        <w:t xml:space="preserve">Selbstzahler (ohne Rezept): </w:t>
+      </w:r>
+      <w:r>
+        <w:rPr>
+          <w:rFonts w:ascii="Arial" w:hAnsi="Arial"/>
+          <w:b w:val="0"/>
+          <w:i w:val="0"/>
+          <w:sz w:val="18"/>
+        </w:rPr>
+        <w:t>Die Rechnung ist nach Behandlung sofort fällig und nicht bei der gesetzlichen Krankenversicherung erstattungsfähig. Auf den Nettobetrag werden 19 % Umsatzsteuer erhoben.</w:t>
+      </w:r>
+    </w:p>
+    <w:p>
+      <w:pPr>
+        <w:spacing w:before="20" w:after="60"/>
+        <w:ind w:left="283" w:hanging="227"/>
+      </w:pPr>
+      <w:r>
+        <w:rPr>
+          <w:rFonts w:ascii="Arial" w:hAnsi="Arial"/>
+          <w:b w:val="0"/>
+          <w:i w:val="0"/>
+          <w:sz w:val="18"/>
+        </w:rPr>
+        <w:t xml:space="preserve">•  </w:t>
+      </w:r>
+      <w:r>
+        <w:rPr>
+          <w:rFonts w:ascii="Arial" w:hAnsi="Arial"/>
+          <w:b/>
+          <w:i w:val="0"/>
+          <w:sz w:val="18"/>
+        </w:rPr>
+        <w:t xml:space="preserve">Bitte prüfen Sie vor Behandlungsbeginn die Erstattungsfähigkeit bei Ihrer Versicherung: </w:t>
+      </w:r>
+      <w:r>
+        <w:rPr>
+          <w:rFonts w:ascii="Arial" w:hAnsi="Arial"/>
+          <w:b w:val="0"/>
+          <w:i w:val="0"/>
+          <w:sz w:val="18"/>
+        </w:rPr>
+        <w:t>Ich weise darauf hin, dass formal korrekt ausgestellte Verordnungen von den Krankenkassen erstattet werden. Hierfür obliegt die Verantwortung der allgemeinen Organisation sowie dem Patienten / der Patientin. Ich stehe gerne für Rückfragen zu relevanten Informationen zur Verfügung.</w:t>
+      </w:r>
+    </w:p>
+    <w:p>
+      <w:pPr>
+        <w:spacing w:before="20" w:after="60"/>
+        <w:ind w:left="283" w:hanging="227"/>
+      </w:pPr>
+      <w:r>
+        <w:rPr>
+          <w:rFonts w:ascii="Arial" w:hAnsi="Arial"/>
+          <w:b w:val="0"/>
+          <w:i w:val="0"/>
+          <w:sz w:val="18"/>
+        </w:rPr>
+        <w:t xml:space="preserve">•  </w:t>
+      </w:r>
+      <w:r>
+        <w:rPr>
+          <w:rFonts w:ascii="Arial" w:hAnsi="Arial"/>
+          <w:b/>
+          <w:i w:val="0"/>
+          <w:sz w:val="18"/>
+        </w:rPr>
+        <w:t xml:space="preserve">Terminabsagen: </w:t>
+      </w:r>
+      <w:r>
+        <w:rPr>
+          <w:rFonts w:ascii="Arial" w:hAnsi="Arial"/>
+          <w:b w:val="0"/>
+          <w:i w:val="0"/>
+          <w:sz w:val="18"/>
+        </w:rPr>
+        <w:t>Wenn Sie einen vereinbarten Termin nicht wahrnehmen können, sagen Sie diesen bitte mindestens 24 Stunden vorher ab. Termine, die nicht oder zu kurzfristig abgesagt werden, stelle ich gemäß § 615 BGB in Rechnung. Die Höhe entspricht den anfallenden Kosten und kann anderweitig bei uns erfragt werden.</w:t>
+      </w:r>
+    </w:p>
+    <w:p>
+      <w:pPr>
+        <w:spacing w:before="20" w:after="60"/>
+        <w:ind w:left="283" w:hanging="227"/>
+      </w:pPr>
+      <w:r>
+        <w:rPr>
+          <w:rFonts w:ascii="Arial" w:hAnsi="Arial"/>
+          <w:b w:val="0"/>
+          <w:i w:val="0"/>
+          <w:sz w:val="18"/>
+        </w:rPr>
+        <w:t xml:space="preserve">•  </w:t>
+      </w:r>
+      <w:r>
+        <w:rPr>
+          <w:rFonts w:ascii="Arial" w:hAnsi="Arial"/>
+          <w:b/>
+          <w:i w:val="0"/>
+          <w:sz w:val="18"/>
+        </w:rPr>
+        <w:t xml:space="preserve">Aufsichtspflicht: </w:t>
+      </w:r>
+      <w:r>
+        <w:rPr>
+          <w:rFonts w:ascii="Arial" w:hAnsi="Arial"/>
+          <w:b w:val="0"/>
+          <w:i w:val="0"/>
+          <w:sz w:val="18"/>
+        </w:rPr>
+        <w:t>Die Aufsichtspflicht des behandelnden Therapeuten erstreckt sich nur auf den Zeitraum der vereinbarten Therapieeinheit.</w:t>
+      </w:r>
+    </w:p>
+    <w:p>
+      <w:pPr>
+        <w:spacing w:before="20" w:after="60"/>
+        <w:ind w:left="283" w:hanging="227"/>
+      </w:pPr>
+      <w:r>
+        <w:rPr>
+          <w:rFonts w:ascii="Arial" w:hAnsi="Arial"/>
+          <w:b w:val="0"/>
+          <w:i w:val="0"/>
+          <w:sz w:val="18"/>
+        </w:rPr>
+        <w:t xml:space="preserve">•  </w:t>
+      </w:r>
+      <w:r>
+        <w:rPr>
+          <w:rFonts w:ascii="Arial" w:hAnsi="Arial"/>
+          <w:b/>
+          <w:i w:val="0"/>
+          <w:sz w:val="18"/>
+        </w:rPr>
+        <w:t xml:space="preserve">Gültigkeit: </w:t>
+      </w:r>
+      <w:r>
+        <w:rPr>
+          <w:rFonts w:ascii="Arial" w:hAnsi="Arial"/>
+          <w:b w:val="0"/>
+          <w:i w:val="0"/>
+          <w:sz w:val="18"/>
+        </w:rPr>
+        <w:t>Alle Regelungen dieses Behandlungsvertrages gelten für alle Verordnungen, die dem Patienten / der Patientin zwecks Behandlungsdurchführung ausgehändigt werden. Gleiches gilt für die Inanspruchnahme von Behandlungen ohne ärztliche Verordnung.</w:t>
+      </w:r>
+    </w:p>
+    <w:p>
+      <w:pPr>
+        <w:spacing w:after="80"/>
+      </w:pPr>
+    </w:p>
+    <w:tbl>
+      <w:tblPr>
+        <w:tblW w:type="auto" w:w="0"/>
+        <w:jc w:val="center"/>
+        <w:tblLook w:firstColumn="1" w:firstRow="1" w:lastColumn="0" w:lastRow="0" w:noHBand="0" w:noVBand="1" w:val="04A0"/>
+      </w:tblPr>
+      <w:tblGrid>
+        <w:gridCol w:w="6803"/>
+        <w:gridCol w:w="2835"/>
+      </w:tblGrid>
       <w:tr>
-        <w:trPr>
-          <w:trHeight w:val="680"/>
-          <w:trHeight w:val="680"/>
-          <w:trHeight w:val="680"/>
-        </w:trPr>
         <w:tc>
           <w:tcPr>
-            <w:tcW w:type="dxa" w:w="3213"/>
-            <w:vAlign w:val="bottom"/>
+            <w:tcW w:type="dxa" w:w="6803"/>
+            <w:tcBorders>
+              <w:top w:val="single" w:sz="4" w:color="000000"/>
+            </w:tcBorders>
+            <w:tcBorders>
+              <w:bottom w:val="single" w:sz="4" w:color="000000"/>
+            </w:tcBorders>
+            <w:tcBorders>
+              <w:left w:val="single" w:sz="4" w:color="000000"/>
+            </w:tcBorders>
+            <w:tcBorders>
+              <w:right w:val="single" w:sz="4" w:color="000000"/>
+            </w:tcBorders>
           </w:tcPr>
-          <w:p/>
+          <w:p>
+            <w:pPr>
+              <w:spacing w:before="40" w:after="40"/>
+            </w:pPr>
+            <w:r>
+              <w:rPr>
+                <w:rFonts w:ascii="Arial" w:hAnsi="Arial"/>
+                <w:b/>
+                <w:i w:val="0"/>
+                <w:sz w:val="18"/>
+              </w:rPr>
+              <w:t>Datenschutz</w:t>
+            </w:r>
+          </w:p>
+          <w:p>
+            <w:pPr>
+              <w:spacing w:before="0" w:after="40"/>
+            </w:pPr>
+            <w:r>
+              <w:rPr>
+                <w:rFonts w:ascii="Arial" w:hAnsi="Arial"/>
+                <w:b w:val="0"/>
+                <w:i w:val="0"/>
+                <w:sz w:val="17"/>
+              </w:rPr>
+              <w:t>Die Datenschutzerklärung zur Verarbeitung meiner personenbezogenen Daten habe</w:t>
+              <w:br/>
+              <w:t>ich erhalten und zur Kenntnis genommen.</w:t>
+              <w:br/>
+              <w:t>Diese ist auch jederzeit bei Mobile Physiotherapie Grausam einsehbar.</w:t>
+            </w:r>
+          </w:p>
         </w:tc>
         <w:tc>
           <w:tcPr>
-            <w:tcW w:type="dxa" w:w="3213"/>
-            <w:vAlign w:val="bottom"/>
+            <w:tcW w:type="dxa" w:w="2835"/>
+            <w:tcBorders>
+              <w:top w:val="single" w:sz="4" w:color="000000"/>
+            </w:tcBorders>
+            <w:tcBorders>
+              <w:bottom w:val="single" w:sz="4" w:color="000000"/>
+            </w:tcBorders>
+            <w:tcBorders>
+              <w:right w:val="single" w:sz="4" w:color="000000"/>
+            </w:tcBorders>
+            <w:tcBorders>
+              <w:left w:val="none" w:sz="0" w:color="FFFFFF"/>
+            </w:tcBorders>
+            <w:vAlign w:val="center"/>
           </w:tcPr>
-          <w:p/>
+          <w:p>
+            <w:pPr>
+              <w:spacing w:before="40" w:after="0"/>
+              <w:jc w:val="center"/>
+            </w:pPr>
+            <w:r>
+              <w:rPr>
+                <w:rFonts w:ascii="Arial" w:hAnsi="Arial"/>
+                <w:b w:val="0"/>
+                <w:i w:val="0"/>
+                <w:sz w:val="18"/>
+              </w:rPr>
+              <w:t>_________________________</w:t>
+            </w:r>
+          </w:p>
+          <w:p>
+            <w:pPr>
+              <w:spacing w:before="0"/>
+              <w:jc w:val="center"/>
+            </w:pPr>
+            <w:r>
+              <w:rPr>
+                <w:rFonts w:ascii="Arial" w:hAnsi="Arial"/>
+                <w:b w:val="0"/>
+                <w:i w:val="0"/>
+                <w:color w:val="646464"/>
+                <w:sz w:val="15"/>
+              </w:rPr>
+              <w:t>Datum, Unterschrift</w:t>
+            </w:r>
+          </w:p>
+        </w:tc>
+      </w:tr>
+    </w:tbl>
+    <w:p>
+      <w:pPr>
+        <w:spacing w:after="120"/>
+      </w:pPr>
+    </w:p>
+    <w:p>
+      <w:pPr>
+        <w:spacing w:before="80" w:after="200"/>
+      </w:pPr>
+      <w:r>
+        <w:rPr>
+          <w:rFonts w:ascii="Arial" w:hAnsi="Arial"/>
+          <w:b/>
+          <w:i w:val="0"/>
+          <w:sz w:val="19"/>
+        </w:rPr>
+        <w:t>Die vorstehenden Bedingungen und Informationen habe ich zur Kenntnis genommen und erkenne sie ausdrücklich an.</w:t>
+      </w:r>
+    </w:p>
+    <w:tbl>
+      <w:tblPr>
+        <w:tblW w:type="auto" w:w="0"/>
+        <w:jc w:val="center"/>
+        <w:tblLook w:firstColumn="1" w:firstRow="1" w:lastColumn="0" w:lastRow="0" w:noHBand="0" w:noVBand="1" w:val="04A0"/>
+      </w:tblPr>
+      <w:tblGrid>
+        <w:gridCol w:w="1984"/>
+        <w:gridCol w:w="5669"/>
+        <w:gridCol w:w="1984"/>
+      </w:tblGrid>
+      <w:tr>
+        <w:tc>
+          <w:tcPr>
+            <w:tcW w:type="dxa" w:w="1984"/>
+            <w:tcBorders>
+              <w:top w:val="none" w:sz="0" w:color="FFFFFF"/>
+            </w:tcBorders>
+            <w:tcBorders>
+              <w:left w:val="none" w:sz="0" w:color="FFFFFF"/>
+            </w:tcBorders>
+            <w:tcBorders>
+              <w:right w:val="none" w:sz="0" w:color="FFFFFF"/>
+            </w:tcBorders>
+            <w:tcBorders>
+              <w:bottom w:val="single" w:sz="4" w:color="000000"/>
+            </w:tcBorders>
+          </w:tcPr>
+          <w:p>
+            <w:pPr>
+              <w:spacing w:before="0" w:after="0"/>
+            </w:pPr>
+            <w:r/>
+          </w:p>
         </w:tc>
         <w:tc>
           <w:tcPr>
-            <w:tcW w:type="dxa" w:w="3213"/>
-            <w:vAlign w:val="bottom"/>
+            <w:tcW w:type="dxa" w:w="5669"/>
+            <w:tcBorders>
+              <w:top w:val="none" w:sz="0" w:color="FFFFFF"/>
+            </w:tcBorders>
+            <w:tcBorders>
+              <w:left w:val="none" w:sz="0" w:color="FFFFFF"/>
+            </w:tcBorders>
+            <w:tcBorders>
+              <w:right w:val="none" w:sz="0" w:color="FFFFFF"/>
+            </w:tcBorders>
+            <w:tcBorders>
+              <w:bottom w:val="single" w:sz="4" w:color="000000"/>
+            </w:tcBorders>
           </w:tcPr>
-          <w:p/>
+          <w:p>
+            <w:pPr>
+              <w:spacing w:before="0" w:after="0"/>
+            </w:pPr>
+            <w:r/>
+          </w:p>
+        </w:tc>
+        <w:tc>
+          <w:tcPr>
+            <w:tcW w:type="dxa" w:w="1984"/>
+            <w:tcBorders>
+              <w:top w:val="none" w:sz="0" w:color="FFFFFF"/>
+            </w:tcBorders>
+            <w:tcBorders>
+              <w:left w:val="none" w:sz="0" w:color="FFFFFF"/>
+            </w:tcBorders>
+            <w:tcBorders>
+              <w:right w:val="none" w:sz="0" w:color="FFFFFF"/>
+            </w:tcBorders>
+            <w:tcBorders>
+              <w:bottom w:val="single" w:sz="4" w:color="000000"/>
+            </w:tcBorders>
+          </w:tcPr>
+          <w:p>
+            <w:pPr>
+              <w:spacing w:before="0" w:after="0"/>
+            </w:pPr>
+            <w:r/>
+          </w:p>
+        </w:tc>
+      </w:tr>
+      <w:tr>
+        <w:tc>
+          <w:tcPr>
+            <w:tcW w:type="dxa" w:w="1984"/>
+            <w:tcBorders>
+              <w:top w:val="none" w:sz="0" w:color="FFFFFF"/>
+            </w:tcBorders>
+            <w:tcBorders>
+              <w:left w:val="none" w:sz="0" w:color="FFFFFF"/>
+            </w:tcBorders>
+            <w:tcBorders>
+              <w:right w:val="none" w:sz="0" w:color="FFFFFF"/>
+            </w:tcBorders>
+            <w:tcBorders>
+              <w:bottom w:val="none" w:sz="0" w:color="FFFFFF"/>
+            </w:tcBorders>
+          </w:tcPr>
+          <w:p>
+            <w:pPr>
+              <w:spacing w:before="40" w:after="0"/>
+            </w:pPr>
+            <w:r>
+              <w:rPr>
+                <w:rFonts w:ascii="Arial" w:hAnsi="Arial"/>
+                <w:b w:val="0"/>
+                <w:i w:val="0"/>
+                <w:color w:val="505050"/>
+                <w:sz w:val="16"/>
+              </w:rPr>
+              <w:t>Datum</w:t>
+            </w:r>
+          </w:p>
+        </w:tc>
+        <w:tc>
+          <w:tcPr>
+            <w:tcW w:type="dxa" w:w="5669"/>
+            <w:tcBorders>
+              <w:top w:val="none" w:sz="0" w:color="FFFFFF"/>
+            </w:tcBorders>
+            <w:tcBorders>
+              <w:left w:val="none" w:sz="0" w:color="FFFFFF"/>
+            </w:tcBorders>
+            <w:tcBorders>
+              <w:right w:val="none" w:sz="0" w:color="FFFFFF"/>
+            </w:tcBorders>
+            <w:tcBorders>
+              <w:bottom w:val="none" w:sz="0" w:color="FFFFFF"/>
+            </w:tcBorders>
+          </w:tcPr>
+          <w:p>
+            <w:pPr>
+              <w:spacing w:before="40" w:after="0"/>
+            </w:pPr>
+            <w:r>
+              <w:rPr>
+                <w:rFonts w:ascii="Arial" w:hAnsi="Arial"/>
+                <w:b w:val="0"/>
+                <w:i w:val="0"/>
+                <w:color w:val="505050"/>
+                <w:sz w:val="16"/>
+              </w:rPr>
+              <w:t>Unterschrift des Kunden/Patienten bzw. des Erziehungsberechtigten</w:t>
+            </w:r>
+          </w:p>
+        </w:tc>
+        <w:tc>
+          <w:tcPr>
+            <w:tcW w:type="dxa" w:w="1984"/>
+            <w:tcBorders>
+              <w:top w:val="none" w:sz="0" w:color="FFFFFF"/>
+            </w:tcBorders>
+            <w:tcBorders>
+              <w:left w:val="none" w:sz="0" w:color="FFFFFF"/>
+            </w:tcBorders>
+            <w:tcBorders>
+              <w:right w:val="none" w:sz="0" w:color="FFFFFF"/>
+            </w:tcBorders>
+            <w:tcBorders>
+              <w:bottom w:val="none" w:sz="0" w:color="FFFFFF"/>
+            </w:tcBorders>
+          </w:tcPr>
+          <w:p>
+            <w:pPr>
+              <w:spacing w:before="40" w:after="0"/>
+            </w:pPr>
+            <w:r>
+              <w:rPr>
+                <w:rFonts w:ascii="Arial" w:hAnsi="Arial"/>
+                <w:b w:val="0"/>
+                <w:i w:val="0"/>
+                <w:color w:val="505050"/>
+                <w:sz w:val="16"/>
+              </w:rPr>
+            </w:r>
+          </w:p>
         </w:tc>
       </w:tr>
     </w:tbl>
     <w:sectPr>
-      <w:footerReference w:type="default" r:id="rId9"/>
-      <w:pgSz w:w="12240" w:h="15840"/>
-      <w:pgMar w:top="907" w:right="1134" w:bottom="907" w:left="1134" w:header="720" w:footer="454" w:gutter="0"/>
+      <w:pgSz w:w="11906" w:h="16838"/>
+      <w:pgMar w:top="1020" w:right="1134" w:bottom="1020" w:left="1134" w:header="720" w:footer="720" w:gutter="0"/>
       <w:cols w:space="720"/>
       <w:docGrid w:linePitch="360"/>
     </w:sectPr>
   </w:body>
 </w:document>
-</file>
-
-<file path=word/footer1.xml><?xml version="1.0" encoding="utf-8"?>
-<w:ftr xmlns:m="http://schemas.openxmlformats.org/officeDocument/2006/math" xmlns:mc="http://schemas.openxmlformats.org/markup-compatibility/2006" xmlns:mo="http://schemas.microsoft.com/office/mac/office/2008/main" xmlns:mv="urn:schemas-microsoft-com:mac:vml" xmlns:o="urn:schemas-microsoft-com:office:office" xmlns:r="http://schemas.openxmlformats.org/officeDocument/2006/relationships" xmlns:v="urn:schemas-microsoft-com:vml" xmlns:w10="urn:schemas-microsoft-com:office:word" xmlns:w14="http://schemas.microsoft.com/office/word/2010/wordml" xmlns:w="http://schemas.openxmlformats.org/wordprocessingml/2006/main" xmlns:wne="http://schemas.microsoft.com/office/word/2006/wordml" xmlns:wp14="http://schemas.microsoft.com/office/word/2010/wordprocessingDrawing" xmlns:wp="http://schemas.openxmlformats.org/drawingml/2006/wordprocessingDrawing" xmlns:wpc="http://schemas.microsoft.com/office/word/2010/wordprocessingCanvas" xmlns:wpg="http://schemas.microsoft.com/office/word/2010/wordprocessingGroup" xmlns:wpi="http://schemas.microsoft.com/office/word/2010/wordprocessingInk" xmlns:wps="http://schemas.microsoft.com/office/word/2010/wordprocessingShape" mc:Ignorable="w14 wp14">
-  <w:p>
-    <w:pPr>
-      <w:pStyle w:val="Footer"/>
-      <w:jc w:val="center"/>
-      <w:pBdr>
-        <w:top w:val="single" w:sz="4" w:space="1" w:color="AAAAAA"/>
-      </w:pBdr>
-    </w:pPr>
-    <w:r>
-      <w:rPr>
-        <w:rFonts w:ascii="Calibri" w:hAnsi="Calibri"/>
-        <w:b w:val="0"/>
-        <w:color w:val="000000"/>
-        <w:sz w:val="15"/>
-      </w:rPr>
-      <w:t>Mobile Physiotherapie Grausam  ·  Nick Grausam  ·  info@physiotherapie-grausam.de  ·  0176 4268 5146</w:t>
-    </w:r>
-  </w:p>
-</w:ftr>
 </file>
 
 <file path=word/numbering.xml><?xml version="1.0" encoding="utf-8"?>

--- a/dokumente/Behandlungsvertrag.docx
+++ b/dokumente/Behandlungsvertrag.docx
@@ -5,40 +5,35 @@
     <w:tbl>
       <w:tblPr>
         <w:tblW w:type="auto" w:w="0"/>
-        <w:jc w:val="center"/>
+        <w:jc w:val="left"/>
+        <w:tblLayout w:type="fixed"/>
         <w:tblLook w:firstColumn="1" w:firstRow="1" w:lastColumn="0" w:lastRow="0" w:noHBand="0" w:noVBand="1" w:val="04A0"/>
       </w:tblPr>
       <w:tblGrid>
-        <w:gridCol w:w="6236"/>
-        <w:gridCol w:w="3969"/>
+        <w:gridCol w:w="4819"/>
+        <w:gridCol w:w="4819"/>
       </w:tblGrid>
       <w:tr>
         <w:tc>
           <w:tcPr>
-            <w:tcW w:type="dxa" w:w="6236"/>
+            <w:tcW w:type="dxa" w:w="9"/>
             <w:tcBorders>
-              <w:top w:val="none" w:sz="0" w:color="FFFFFF"/>
-            </w:tcBorders>
-            <w:tcBorders>
-              <w:bottom w:val="none" w:sz="0" w:color="FFFFFF"/>
-            </w:tcBorders>
-            <w:tcBorders>
-              <w:left w:val="none" w:sz="0" w:color="FFFFFF"/>
-            </w:tcBorders>
-            <w:tcBorders>
-              <w:right w:val="none" w:sz="0" w:color="FFFFFF"/>
+              <w:top w:val="none" w:sz="0" w:color="FFFFFF" w:space="0"/>
+              <w:bottom w:val="none" w:sz="0" w:color="FFFFFF" w:space="0"/>
+              <w:left w:val="none" w:sz="0" w:color="FFFFFF" w:space="0"/>
+              <w:right w:val="none" w:sz="0" w:color="FFFFFF" w:space="0"/>
             </w:tcBorders>
           </w:tcPr>
           <w:p>
             <w:pPr>
-              <w:jc w:val="left"/>
+              <w:spacing w:before="0" w:after="0"/>
             </w:pPr>
             <w:r>
               <w:rPr>
-                <w:rFonts w:ascii="Arial" w:hAnsi="Arial"/>
+                <w:rFonts w:ascii="Calibri" w:hAnsi="Calibri"/>
                 <w:b/>
                 <w:i w:val="0"/>
-                <w:sz w:val="36"/>
+                <w:sz w:val="32"/>
               </w:rPr>
               <w:t>Behandlungsvertrag</w:t>
             </w:r>
@@ -49,7 +44,7 @@
             </w:pPr>
             <w:r>
               <w:rPr>
-                <w:rFonts w:ascii="Arial" w:hAnsi="Arial"/>
+                <w:rFonts w:ascii="Calibri" w:hAnsi="Calibri"/>
                 <w:b w:val="0"/>
                 <w:i w:val="0"/>
                 <w:sz w:val="20"/>
@@ -60,35 +55,28 @@
         </w:tc>
         <w:tc>
           <w:tcPr>
-            <w:tcW w:type="dxa" w:w="3969"/>
+            <w:tcW w:type="dxa" w:w="6"/>
             <w:tcBorders>
-              <w:top w:val="none" w:sz="0" w:color="FFFFFF"/>
+              <w:top w:val="none" w:sz="0" w:color="FFFFFF" w:space="0"/>
+              <w:bottom w:val="none" w:sz="0" w:color="FFFFFF" w:space="0"/>
+              <w:left w:val="none" w:sz="0" w:color="FFFFFF" w:space="0"/>
+              <w:right w:val="none" w:sz="0" w:color="FFFFFF" w:space="0"/>
             </w:tcBorders>
-            <w:tcBorders>
-              <w:bottom w:val="none" w:sz="0" w:color="FFFFFF"/>
-            </w:tcBorders>
-            <w:tcBorders>
-              <w:left w:val="none" w:sz="0" w:color="FFFFFF"/>
-            </w:tcBorders>
-            <w:tcBorders>
-              <w:right w:val="none" w:sz="0" w:color="FFFFFF"/>
-            </w:tcBorders>
-            <w:vAlign w:val="center"/>
+            <w:vAlign w:val="bottom"/>
           </w:tcPr>
           <w:p>
             <w:pPr>
+              <w:spacing w:before="0" w:after="0"/>
               <w:jc w:val="right"/>
             </w:pPr>
             <w:r>
               <w:rPr>
-                <w:rFonts w:ascii="Arial" w:hAnsi="Arial"/>
+                <w:rFonts w:ascii="Calibri" w:hAnsi="Calibri"/>
                 <w:b/>
                 <w:i w:val="0"/>
                 <w:sz w:val="20"/>
               </w:rPr>
-              <w:t>Mobile Physiotherapie</w:t>
-              <w:br/>
-              <w:t>Grausam</w:t>
+              <w:t>Mobile Physiotherapie Grausam</w:t>
             </w:r>
           </w:p>
         </w:tc>
@@ -96,16 +84,19 @@
     </w:tbl>
     <w:p>
       <w:pPr>
-        <w:spacing w:after="40"/>
+        <w:spacing w:before="120" w:after="40"/>
+        <w:pBdr>
+          <w:bottom w:val="single" w:sz="6" w:space="1" w:color="000000"/>
+        </w:pBdr>
       </w:pPr>
     </w:p>
     <w:p>
       <w:pPr>
-        <w:spacing w:before="0" w:after="40"/>
+        <w:spacing w:before="80" w:after="0"/>
       </w:pPr>
       <w:r>
         <w:rPr>
-          <w:rFonts w:ascii="Arial" w:hAnsi="Arial"/>
+          <w:rFonts w:ascii="Calibri" w:hAnsi="Calibri"/>
           <w:b w:val="0"/>
           <w:i w:val="0"/>
           <w:sz w:val="20"/>
@@ -119,7 +110,7 @@
       </w:pPr>
       <w:r>
         <w:rPr>
-          <w:rFonts w:ascii="Arial" w:hAnsi="Arial"/>
+          <w:rFonts w:ascii="Calibri" w:hAnsi="Calibri"/>
           <w:b w:val="0"/>
           <w:i w:val="0"/>
           <w:sz w:val="20"/>
@@ -130,27 +121,25 @@
     <w:tbl>
       <w:tblPr>
         <w:tblW w:type="auto" w:w="0"/>
-        <w:jc w:val="center"/>
+        <w:jc w:val="left"/>
+        <w:tblLayout w:type="fixed"/>
         <w:tblLook w:firstColumn="1" w:firstRow="1" w:lastColumn="0" w:lastRow="0" w:noHBand="0" w:noVBand="1" w:val="04A0"/>
       </w:tblPr>
       <w:tblGrid>
         <w:gridCol w:w="9638"/>
       </w:tblGrid>
       <w:tr>
+        <w:trPr>
+          <w:trHeight w:val="420" w:hRule="atLeast"/>
+        </w:trPr>
         <w:tc>
           <w:tcPr>
-            <w:tcW w:type="dxa" w:w="9638"/>
+            <w:tcW w:type="dxa" w:w="15"/>
             <w:tcBorders>
-              <w:top w:val="none" w:sz="0" w:color="FFFFFF"/>
-            </w:tcBorders>
-            <w:tcBorders>
-              <w:left w:val="none" w:sz="0" w:color="FFFFFF"/>
-            </w:tcBorders>
-            <w:tcBorders>
-              <w:right w:val="none" w:sz="0" w:color="FFFFFF"/>
-            </w:tcBorders>
-            <w:tcBorders>
-              <w:bottom w:val="single" w:sz="4" w:color="000000"/>
+              <w:top w:val="none" w:sz="0" w:color="FFFFFF" w:space="0"/>
+              <w:bottom w:val="single" w:sz="4" w:color="000000" w:space="0"/>
+              <w:left w:val="none" w:sz="0" w:color="FFFFFF" w:space="0"/>
+              <w:right w:val="none" w:sz="0" w:color="FFFFFF" w:space="0"/>
             </w:tcBorders>
           </w:tcPr>
           <w:p>
@@ -159,10 +148,8 @@
             </w:pPr>
             <w:r>
               <w:rPr>
-                <w:rFonts w:ascii="Arial" w:hAnsi="Arial"/>
-                <w:b w:val="0"/>
-                <w:i w:val="0"/>
-                <w:color w:val="505050"/>
+                <w:rFonts w:ascii="Calibri" w:hAnsi="Calibri"/>
+                <w:color w:val="606060"/>
                 <w:sz w:val="18"/>
               </w:rPr>
               <w:t>Name</w:t>
@@ -173,13 +160,14 @@
     </w:tbl>
     <w:p>
       <w:pPr>
-        <w:spacing w:after="20"/>
+        <w:spacing w:before="0" w:after="20"/>
       </w:pPr>
     </w:p>
     <w:tbl>
       <w:tblPr>
         <w:tblW w:type="auto" w:w="0"/>
-        <w:jc w:val="center"/>
+        <w:jc w:val="left"/>
+        <w:tblLayout w:type="fixed"/>
         <w:tblLook w:firstColumn="1" w:firstRow="1" w:lastColumn="0" w:lastRow="0" w:noHBand="0" w:noVBand="1" w:val="04A0"/>
       </w:tblPr>
       <w:tblGrid>
@@ -187,23 +175,17 @@
         <w:gridCol w:w="4819"/>
       </w:tblGrid>
       <w:tr>
+        <w:trPr>
+          <w:trHeight w:val="420" w:hRule="atLeast"/>
+        </w:trPr>
         <w:tc>
           <w:tcPr>
-            <w:tcW w:type="dxa" w:w="4819"/>
+            <w:tcW w:type="dxa" w:w="8"/>
             <w:tcBorders>
-              <w:top w:val="none" w:sz="0" w:color="FFFFFF"/>
-            </w:tcBorders>
-            <w:tcBorders>
-              <w:left w:val="none" w:sz="0" w:color="FFFFFF"/>
-            </w:tcBorders>
-            <w:tcBorders>
-              <w:right w:val="none" w:sz="0" w:color="FFFFFF"/>
-            </w:tcBorders>
-            <w:tcBorders>
-              <w:bottom w:val="single" w:sz="4" w:color="000000"/>
-            </w:tcBorders>
-            <w:tcBorders>
-              <w:right w:val="single" w:sz="4" w:color="CCCCCC"/>
+              <w:top w:val="none" w:sz="0" w:color="FFFFFF" w:space="0"/>
+              <w:bottom w:val="single" w:sz="4" w:color="000000" w:space="0"/>
+              <w:left w:val="none" w:sz="0" w:color="FFFFFF" w:space="0"/>
+              <w:right w:val="none" w:sz="0" w:color="FFFFFF" w:space="0"/>
             </w:tcBorders>
           </w:tcPr>
           <w:p>
@@ -212,10 +194,8 @@
             </w:pPr>
             <w:r>
               <w:rPr>
-                <w:rFonts w:ascii="Arial" w:hAnsi="Arial"/>
-                <w:b w:val="0"/>
-                <w:i w:val="0"/>
-                <w:color w:val="505050"/>
+                <w:rFonts w:ascii="Calibri" w:hAnsi="Calibri"/>
+                <w:color w:val="606060"/>
                 <w:sz w:val="18"/>
               </w:rPr>
               <w:t>Vorname</w:t>
@@ -224,18 +204,12 @@
         </w:tc>
         <w:tc>
           <w:tcPr>
-            <w:tcW w:type="dxa" w:w="4819"/>
+            <w:tcW w:type="dxa" w:w="8"/>
             <w:tcBorders>
-              <w:top w:val="none" w:sz="0" w:color="FFFFFF"/>
-            </w:tcBorders>
-            <w:tcBorders>
-              <w:left w:val="none" w:sz="0" w:color="FFFFFF"/>
-            </w:tcBorders>
-            <w:tcBorders>
-              <w:right w:val="none" w:sz="0" w:color="FFFFFF"/>
-            </w:tcBorders>
-            <w:tcBorders>
-              <w:bottom w:val="single" w:sz="4" w:color="000000"/>
+              <w:top w:val="none" w:sz="0" w:color="FFFFFF" w:space="0"/>
+              <w:bottom w:val="single" w:sz="4" w:color="000000" w:space="0"/>
+              <w:left w:val="none" w:sz="0" w:color="FFFFFF" w:space="0"/>
+              <w:right w:val="none" w:sz="0" w:color="FFFFFF" w:space="0"/>
             </w:tcBorders>
           </w:tcPr>
           <w:p>
@@ -244,10 +218,8 @@
             </w:pPr>
             <w:r>
               <w:rPr>
-                <w:rFonts w:ascii="Arial" w:hAnsi="Arial"/>
-                <w:b w:val="0"/>
-                <w:i w:val="0"/>
-                <w:color w:val="505050"/>
+                <w:rFonts w:ascii="Calibri" w:hAnsi="Calibri"/>
+                <w:color w:val="606060"/>
                 <w:sz w:val="18"/>
               </w:rPr>
               <w:t>Geburtsdatum</w:t>
@@ -258,13 +230,14 @@
     </w:tbl>
     <w:p>
       <w:pPr>
-        <w:spacing w:after="20"/>
+        <w:spacing w:before="0" w:after="20"/>
       </w:pPr>
     </w:p>
     <w:tbl>
       <w:tblPr>
         <w:tblW w:type="auto" w:w="0"/>
-        <w:jc w:val="center"/>
+        <w:jc w:val="left"/>
+        <w:tblLayout w:type="fixed"/>
         <w:tblLook w:firstColumn="1" w:firstRow="1" w:lastColumn="0" w:lastRow="0" w:noHBand="0" w:noVBand="1" w:val="04A0"/>
       </w:tblPr>
       <w:tblGrid>
@@ -272,23 +245,17 @@
         <w:gridCol w:w="4819"/>
       </w:tblGrid>
       <w:tr>
+        <w:trPr>
+          <w:trHeight w:val="420" w:hRule="atLeast"/>
+        </w:trPr>
         <w:tc>
           <w:tcPr>
-            <w:tcW w:type="dxa" w:w="4819"/>
+            <w:tcW w:type="dxa" w:w="8"/>
             <w:tcBorders>
-              <w:top w:val="none" w:sz="0" w:color="FFFFFF"/>
-            </w:tcBorders>
-            <w:tcBorders>
-              <w:left w:val="none" w:sz="0" w:color="FFFFFF"/>
-            </w:tcBorders>
-            <w:tcBorders>
-              <w:right w:val="none" w:sz="0" w:color="FFFFFF"/>
-            </w:tcBorders>
-            <w:tcBorders>
-              <w:bottom w:val="single" w:sz="4" w:color="000000"/>
-            </w:tcBorders>
-            <w:tcBorders>
-              <w:right w:val="single" w:sz="4" w:color="CCCCCC"/>
+              <w:top w:val="none" w:sz="0" w:color="FFFFFF" w:space="0"/>
+              <w:bottom w:val="single" w:sz="4" w:color="000000" w:space="0"/>
+              <w:left w:val="none" w:sz="0" w:color="FFFFFF" w:space="0"/>
+              <w:right w:val="none" w:sz="0" w:color="FFFFFF" w:space="0"/>
             </w:tcBorders>
           </w:tcPr>
           <w:p>
@@ -297,10 +264,8 @@
             </w:pPr>
             <w:r>
               <w:rPr>
-                <w:rFonts w:ascii="Arial" w:hAnsi="Arial"/>
-                <w:b w:val="0"/>
-                <w:i w:val="0"/>
-                <w:color w:val="505050"/>
+                <w:rFonts w:ascii="Calibri" w:hAnsi="Calibri"/>
+                <w:color w:val="606060"/>
                 <w:sz w:val="18"/>
               </w:rPr>
               <w:t>Straße</w:t>
@@ -309,18 +274,12 @@
         </w:tc>
         <w:tc>
           <w:tcPr>
-            <w:tcW w:type="dxa" w:w="4819"/>
+            <w:tcW w:type="dxa" w:w="8"/>
             <w:tcBorders>
-              <w:top w:val="none" w:sz="0" w:color="FFFFFF"/>
-            </w:tcBorders>
-            <w:tcBorders>
-              <w:left w:val="none" w:sz="0" w:color="FFFFFF"/>
-            </w:tcBorders>
-            <w:tcBorders>
-              <w:right w:val="none" w:sz="0" w:color="FFFFFF"/>
-            </w:tcBorders>
-            <w:tcBorders>
-              <w:bottom w:val="single" w:sz="4" w:color="000000"/>
+              <w:top w:val="none" w:sz="0" w:color="FFFFFF" w:space="0"/>
+              <w:bottom w:val="single" w:sz="4" w:color="000000" w:space="0"/>
+              <w:left w:val="none" w:sz="0" w:color="FFFFFF" w:space="0"/>
+              <w:right w:val="none" w:sz="0" w:color="FFFFFF" w:space="0"/>
             </w:tcBorders>
           </w:tcPr>
           <w:p>
@@ -329,10 +288,8 @@
             </w:pPr>
             <w:r>
               <w:rPr>
-                <w:rFonts w:ascii="Arial" w:hAnsi="Arial"/>
-                <w:b w:val="0"/>
-                <w:i w:val="0"/>
-                <w:color w:val="505050"/>
+                <w:rFonts w:ascii="Calibri" w:hAnsi="Calibri"/>
+                <w:color w:val="606060"/>
                 <w:sz w:val="18"/>
               </w:rPr>
               <w:t>PLZ, Wohnort</w:t>
@@ -343,13 +300,14 @@
     </w:tbl>
     <w:p>
       <w:pPr>
-        <w:spacing w:after="20"/>
+        <w:spacing w:before="0" w:after="20"/>
       </w:pPr>
     </w:p>
     <w:tbl>
       <w:tblPr>
         <w:tblW w:type="auto" w:w="0"/>
-        <w:jc w:val="center"/>
+        <w:jc w:val="left"/>
+        <w:tblLayout w:type="fixed"/>
         <w:tblLook w:firstColumn="1" w:firstRow="1" w:lastColumn="0" w:lastRow="0" w:noHBand="0" w:noVBand="1" w:val="04A0"/>
       </w:tblPr>
       <w:tblGrid>
@@ -357,23 +315,17 @@
         <w:gridCol w:w="4819"/>
       </w:tblGrid>
       <w:tr>
+        <w:trPr>
+          <w:trHeight w:val="420" w:hRule="atLeast"/>
+        </w:trPr>
         <w:tc>
           <w:tcPr>
-            <w:tcW w:type="dxa" w:w="4819"/>
+            <w:tcW w:type="dxa" w:w="8"/>
             <w:tcBorders>
-              <w:top w:val="none" w:sz="0" w:color="FFFFFF"/>
-            </w:tcBorders>
-            <w:tcBorders>
-              <w:left w:val="none" w:sz="0" w:color="FFFFFF"/>
-            </w:tcBorders>
-            <w:tcBorders>
-              <w:right w:val="none" w:sz="0" w:color="FFFFFF"/>
-            </w:tcBorders>
-            <w:tcBorders>
-              <w:bottom w:val="single" w:sz="4" w:color="000000"/>
-            </w:tcBorders>
-            <w:tcBorders>
-              <w:right w:val="single" w:sz="4" w:color="CCCCCC"/>
+              <w:top w:val="none" w:sz="0" w:color="FFFFFF" w:space="0"/>
+              <w:bottom w:val="single" w:sz="4" w:color="000000" w:space="0"/>
+              <w:left w:val="none" w:sz="0" w:color="FFFFFF" w:space="0"/>
+              <w:right w:val="none" w:sz="0" w:color="FFFFFF" w:space="0"/>
             </w:tcBorders>
           </w:tcPr>
           <w:p>
@@ -382,10 +334,8 @@
             </w:pPr>
             <w:r>
               <w:rPr>
-                <w:rFonts w:ascii="Arial" w:hAnsi="Arial"/>
-                <w:b w:val="0"/>
-                <w:i w:val="0"/>
-                <w:color w:val="505050"/>
+                <w:rFonts w:ascii="Calibri" w:hAnsi="Calibri"/>
+                <w:color w:val="606060"/>
                 <w:sz w:val="18"/>
               </w:rPr>
               <w:t>Telefon privat  *</w:t>
@@ -394,18 +344,12 @@
         </w:tc>
         <w:tc>
           <w:tcPr>
-            <w:tcW w:type="dxa" w:w="4819"/>
+            <w:tcW w:type="dxa" w:w="8"/>
             <w:tcBorders>
-              <w:top w:val="none" w:sz="0" w:color="FFFFFF"/>
-            </w:tcBorders>
-            <w:tcBorders>
-              <w:left w:val="none" w:sz="0" w:color="FFFFFF"/>
-            </w:tcBorders>
-            <w:tcBorders>
-              <w:right w:val="none" w:sz="0" w:color="FFFFFF"/>
-            </w:tcBorders>
-            <w:tcBorders>
-              <w:bottom w:val="single" w:sz="4" w:color="000000"/>
+              <w:top w:val="none" w:sz="0" w:color="FFFFFF" w:space="0"/>
+              <w:bottom w:val="single" w:sz="4" w:color="000000" w:space="0"/>
+              <w:left w:val="none" w:sz="0" w:color="FFFFFF" w:space="0"/>
+              <w:right w:val="none" w:sz="0" w:color="FFFFFF" w:space="0"/>
             </w:tcBorders>
           </w:tcPr>
           <w:p>
@@ -414,10 +358,8 @@
             </w:pPr>
             <w:r>
               <w:rPr>
-                <w:rFonts w:ascii="Arial" w:hAnsi="Arial"/>
-                <w:b w:val="0"/>
-                <w:i w:val="0"/>
-                <w:color w:val="505050"/>
+                <w:rFonts w:ascii="Calibri" w:hAnsi="Calibri"/>
+                <w:color w:val="606060"/>
                 <w:sz w:val="18"/>
               </w:rPr>
               <w:t>Telefon dienstlich  *</w:t>
@@ -428,13 +370,348 @@
     </w:tbl>
     <w:p>
       <w:pPr>
-        <w:spacing w:after="20"/>
+        <w:spacing w:before="0" w:after="20"/>
       </w:pPr>
     </w:p>
     <w:tbl>
       <w:tblPr>
         <w:tblW w:type="auto" w:w="0"/>
-        <w:jc w:val="center"/>
+        <w:jc w:val="left"/>
+        <w:tblLayout w:type="fixed"/>
+        <w:tblLook w:firstColumn="1" w:firstRow="1" w:lastColumn="0" w:lastRow="0" w:noHBand="0" w:noVBand="1" w:val="04A0"/>
+      </w:tblPr>
+      <w:tblGrid>
+        <w:gridCol w:w="4819"/>
+        <w:gridCol w:w="4819"/>
+      </w:tblGrid>
+      <w:tr>
+        <w:trPr>
+          <w:trHeight w:val="420" w:hRule="atLeast"/>
+        </w:trPr>
+        <w:tc>
+          <w:tcPr>
+            <w:tcW w:type="dxa" w:w="8"/>
+            <w:tcBorders>
+              <w:top w:val="none" w:sz="0" w:color="FFFFFF" w:space="0"/>
+              <w:bottom w:val="single" w:sz="4" w:color="000000" w:space="0"/>
+              <w:left w:val="none" w:sz="0" w:color="FFFFFF" w:space="0"/>
+              <w:right w:val="none" w:sz="0" w:color="FFFFFF" w:space="0"/>
+            </w:tcBorders>
+          </w:tcPr>
+          <w:p>
+            <w:pPr>
+              <w:spacing w:before="0" w:after="0"/>
+            </w:pPr>
+            <w:r>
+              <w:rPr>
+                <w:rFonts w:ascii="Calibri" w:hAnsi="Calibri"/>
+                <w:color w:val="606060"/>
+                <w:sz w:val="18"/>
+              </w:rPr>
+              <w:t>Telefon mobil  *</w:t>
+            </w:r>
+          </w:p>
+        </w:tc>
+        <w:tc>
+          <w:tcPr>
+            <w:tcW w:type="dxa" w:w="8"/>
+            <w:tcBorders>
+              <w:top w:val="none" w:sz="0" w:color="FFFFFF" w:space="0"/>
+              <w:bottom w:val="single" w:sz="4" w:color="000000" w:space="0"/>
+              <w:left w:val="none" w:sz="0" w:color="FFFFFF" w:space="0"/>
+              <w:right w:val="none" w:sz="0" w:color="FFFFFF" w:space="0"/>
+            </w:tcBorders>
+          </w:tcPr>
+          <w:p>
+            <w:pPr>
+              <w:spacing w:before="0" w:after="0"/>
+            </w:pPr>
+            <w:r>
+              <w:rPr>
+                <w:rFonts w:ascii="Calibri" w:hAnsi="Calibri"/>
+                <w:color w:val="606060"/>
+                <w:sz w:val="18"/>
+              </w:rPr>
+              <w:t>Email  *</w:t>
+            </w:r>
+          </w:p>
+        </w:tc>
+      </w:tr>
+    </w:tbl>
+    <w:p>
+      <w:pPr>
+        <w:spacing w:before="0" w:after="20"/>
+      </w:pPr>
+    </w:p>
+    <w:p>
+      <w:pPr>
+        <w:spacing w:before="80" w:after="80"/>
+      </w:pPr>
+      <w:r>
+        <w:rPr>
+          <w:rFonts w:ascii="Calibri" w:hAnsi="Calibri"/>
+          <w:b w:val="0"/>
+          <w:i/>
+          <w:sz w:val="16"/>
+        </w:rPr>
+        <w:t>* Angabe freiwillig (zur Ermöglichung der Korrespondenz)</w:t>
+      </w:r>
+    </w:p>
+    <w:p>
+      <w:pPr>
+        <w:spacing w:before="0" w:after="40"/>
+      </w:pPr>
+      <w:r>
+        <w:rPr>
+          <w:rFonts w:ascii="Calibri" w:hAnsi="Calibri"/>
+          <w:b w:val="0"/>
+          <w:i w:val="0"/>
+          <w:sz w:val="18"/>
+        </w:rPr>
+        <w:t>☐  Ich bitte um Zusendung meiner Rechnung per E-Mail  *</w:t>
+      </w:r>
+    </w:p>
+    <w:p>
+      <w:pPr>
+        <w:spacing w:before="0" w:after="40"/>
+      </w:pPr>
+      <w:r>
+        <w:rPr>
+          <w:rFonts w:ascii="Calibri" w:hAnsi="Calibri"/>
+          <w:b w:val="0"/>
+          <w:i w:val="0"/>
+          <w:sz w:val="18"/>
+        </w:rPr>
+        <w:t>☐  Ich erlaube, dass mir Terminbestätigungen per E-Mail zugestellt werden  *</w:t>
+      </w:r>
+    </w:p>
+    <w:p>
+      <w:pPr>
+        <w:spacing w:before="40" w:after="0"/>
+      </w:pPr>
+    </w:p>
+    <w:p>
+      <w:pPr>
+        <w:spacing w:before="80" w:after="120"/>
+      </w:pPr>
+      <w:r>
+        <w:rPr>
+          <w:rFonts w:ascii="Calibri" w:hAnsi="Calibri"/>
+          <w:b w:val="0"/>
+          <w:i w:val="0"/>
+          <w:sz w:val="18"/>
+        </w:rPr>
+        <w:t>Damit die Therapie zu Ihrer und meiner Zufriedenheit ablaufen kann, bitte ich Sie, vor Beginn der Behandlungsserie folgende Informationen zur Kenntnis zu nehmen und die vorstehenden Bedingungen mit Ihrer Unterschrift anzuerkennen:</w:t>
+      </w:r>
+    </w:p>
+    <w:p>
+      <w:pPr>
+        <w:spacing w:before="0" w:after="60"/>
+        <w:ind w:left="283" w:hanging="227"/>
+      </w:pPr>
+      <w:r>
+        <w:rPr>
+          <w:rFonts w:ascii="Calibri" w:hAnsi="Calibri"/>
+          <w:b w:val="0"/>
+          <w:i w:val="0"/>
+          <w:sz w:val="18"/>
+        </w:rPr>
+        <w:t xml:space="preserve">•  </w:t>
+      </w:r>
+      <w:r>
+        <w:rPr>
+          <w:rFonts w:ascii="Calibri" w:hAnsi="Calibri"/>
+          <w:b/>
+          <w:i w:val="0"/>
+          <w:sz w:val="18"/>
+        </w:rPr>
+        <w:t xml:space="preserve">Abrechnung als Privatversicherter/r oder mit Beihilfe (mit Rezept): </w:t>
+      </w:r>
+      <w:r>
+        <w:rPr>
+          <w:rFonts w:ascii="Calibri" w:hAnsi="Calibri"/>
+          <w:b w:val="0"/>
+          <w:i w:val="0"/>
+          <w:sz w:val="18"/>
+        </w:rPr>
+        <w:t>Sie erhalten nach jeder Behandlung eine Rechnung. Diese können Sie zur Erstattung bei Ihrer privaten Krankenversicherung oder der zuständigen Beihilfestelle einreichen. Bitte klären Sie vorab mit Ihrer Versicherung, in welchem Umfang physiotherapeutische Leistungen erstattet werden. Auf Wunsch erhalten Sie ein zusätzliches Exemplar der Rechnung.</w:t>
+      </w:r>
+    </w:p>
+    <w:p>
+      <w:pPr>
+        <w:spacing w:before="0" w:after="60"/>
+        <w:ind w:left="283" w:hanging="227"/>
+      </w:pPr>
+      <w:r>
+        <w:rPr>
+          <w:rFonts w:ascii="Calibri" w:hAnsi="Calibri"/>
+          <w:b w:val="0"/>
+          <w:i w:val="0"/>
+          <w:sz w:val="18"/>
+        </w:rPr>
+        <w:t xml:space="preserve">•  </w:t>
+      </w:r>
+      <w:r>
+        <w:rPr>
+          <w:rFonts w:ascii="Calibri" w:hAnsi="Calibri"/>
+          <w:b/>
+          <w:i w:val="0"/>
+          <w:sz w:val="18"/>
+        </w:rPr>
+        <w:t xml:space="preserve">Selbstzahler (ohne Rezept): </w:t>
+      </w:r>
+      <w:r>
+        <w:rPr>
+          <w:rFonts w:ascii="Calibri" w:hAnsi="Calibri"/>
+          <w:b w:val="0"/>
+          <w:i w:val="0"/>
+          <w:sz w:val="18"/>
+        </w:rPr>
+        <w:t>Die Rechnung ist nach Behandlung sofort fällig und nicht bei der gesetzlichen Krankenversicherung erstattungsfähig. Auf den Nettobetrag werden 19 % Umsatzsteuer erhoben.</w:t>
+      </w:r>
+    </w:p>
+    <w:p>
+      <w:pPr>
+        <w:spacing w:before="0" w:after="60"/>
+        <w:ind w:left="283" w:hanging="227"/>
+      </w:pPr>
+      <w:r>
+        <w:rPr>
+          <w:rFonts w:ascii="Calibri" w:hAnsi="Calibri"/>
+          <w:b w:val="0"/>
+          <w:i w:val="0"/>
+          <w:sz w:val="18"/>
+        </w:rPr>
+        <w:t xml:space="preserve">•  </w:t>
+      </w:r>
+      <w:r>
+        <w:rPr>
+          <w:rFonts w:ascii="Calibri" w:hAnsi="Calibri"/>
+          <w:b/>
+          <w:i w:val="0"/>
+          <w:sz w:val="18"/>
+        </w:rPr>
+        <w:t xml:space="preserve">Bitte prüfen Sie vor Behandlungsbeginn die Erstattungsfähigkeit bei Ihrer Versicherung: </w:t>
+      </w:r>
+      <w:r>
+        <w:rPr>
+          <w:rFonts w:ascii="Calibri" w:hAnsi="Calibri"/>
+          <w:b w:val="0"/>
+          <w:i w:val="0"/>
+          <w:sz w:val="18"/>
+        </w:rPr>
+        <w:t>Ich weise darauf hin, dass formal korrekt ausgestellte Verordnungen von den Krankenkassen erstattet werden. Hierfür obliegt die Verantwortung der allgemeinen Organisation sowie dem Patienten / der Patientin. Ich stehe gerne für Rückfragen zu relevanten Informationen zur Verfügung.</w:t>
+      </w:r>
+    </w:p>
+    <w:p>
+      <w:pPr>
+        <w:spacing w:before="0" w:after="60"/>
+        <w:ind w:left="283" w:hanging="227"/>
+      </w:pPr>
+      <w:r>
+        <w:rPr>
+          <w:rFonts w:ascii="Calibri" w:hAnsi="Calibri"/>
+          <w:b w:val="0"/>
+          <w:i w:val="0"/>
+          <w:sz w:val="18"/>
+        </w:rPr>
+        <w:t xml:space="preserve">•  </w:t>
+      </w:r>
+      <w:r>
+        <w:rPr>
+          <w:rFonts w:ascii="Calibri" w:hAnsi="Calibri"/>
+          <w:b/>
+          <w:i w:val="0"/>
+          <w:sz w:val="18"/>
+        </w:rPr>
+        <w:t xml:space="preserve">Terminabsagen: </w:t>
+      </w:r>
+      <w:r>
+        <w:rPr>
+          <w:rFonts w:ascii="Calibri" w:hAnsi="Calibri"/>
+          <w:b w:val="0"/>
+          <w:i w:val="0"/>
+          <w:sz w:val="18"/>
+        </w:rPr>
+        <w:t>Wenn Sie einen vereinbarten Termin nicht wahrnehmen können, sagen Sie diesen bitte mindestens 24 Stunden vorher ab. Termine, die nicht oder zu kurzfristig abgesagt werden, stelle ich gemäß § 615 BGB in Rechnung. Die Höhe entspricht den anfallenden Kosten und kann anderweitig bei mir erfragt werden.</w:t>
+      </w:r>
+    </w:p>
+    <w:p>
+      <w:pPr>
+        <w:spacing w:before="0" w:after="60"/>
+        <w:ind w:left="283" w:hanging="227"/>
+      </w:pPr>
+      <w:r>
+        <w:rPr>
+          <w:rFonts w:ascii="Calibri" w:hAnsi="Calibri"/>
+          <w:b w:val="0"/>
+          <w:i w:val="0"/>
+          <w:sz w:val="18"/>
+        </w:rPr>
+        <w:t xml:space="preserve">•  </w:t>
+      </w:r>
+      <w:r>
+        <w:rPr>
+          <w:rFonts w:ascii="Calibri" w:hAnsi="Calibri"/>
+          <w:b/>
+          <w:i w:val="0"/>
+          <w:sz w:val="18"/>
+        </w:rPr>
+        <w:t xml:space="preserve">Aufsichtspflicht: </w:t>
+      </w:r>
+      <w:r>
+        <w:rPr>
+          <w:rFonts w:ascii="Calibri" w:hAnsi="Calibri"/>
+          <w:b w:val="0"/>
+          <w:i w:val="0"/>
+          <w:sz w:val="18"/>
+        </w:rPr>
+        <w:t>Die Aufsichtspflicht des behandelnden Therapeuten erstreckt sich nur auf den Zeitraum der vereinbarten Therapieeinheit.</w:t>
+      </w:r>
+    </w:p>
+    <w:p>
+      <w:pPr>
+        <w:spacing w:before="0" w:after="60"/>
+        <w:ind w:left="283" w:hanging="227"/>
+      </w:pPr>
+      <w:r>
+        <w:rPr>
+          <w:rFonts w:ascii="Calibri" w:hAnsi="Calibri"/>
+          <w:b w:val="0"/>
+          <w:i w:val="0"/>
+          <w:sz w:val="18"/>
+        </w:rPr>
+        <w:t xml:space="preserve">•  </w:t>
+      </w:r>
+      <w:r>
+        <w:rPr>
+          <w:rFonts w:ascii="Calibri" w:hAnsi="Calibri"/>
+          <w:b/>
+          <w:i w:val="0"/>
+          <w:sz w:val="18"/>
+        </w:rPr>
+        <w:t xml:space="preserve">Gültigkeit: </w:t>
+      </w:r>
+      <w:r>
+        <w:rPr>
+          <w:rFonts w:ascii="Calibri" w:hAnsi="Calibri"/>
+          <w:b w:val="0"/>
+          <w:i w:val="0"/>
+          <w:sz w:val="18"/>
+        </w:rPr>
+        <w:t>Alle Regelungen dieses Behandlungsvertrages gelten für alle Verordnungen, die dem Patienten / der Patientin zwecks Behandlungsdurchführung ausgehändigt werden. Gleiches gilt für die Inanspruchnahme von Behandlungen ohne ärztliche Verordnung.</w:t>
+      </w:r>
+    </w:p>
+    <w:p>
+      <w:pPr>
+        <w:spacing w:before="80" w:after="40"/>
+      </w:pPr>
+    </w:p>
+    <w:tbl>
+      <w:tblPr>
+        <w:tblW w:type="auto" w:w="0"/>
+        <w:jc w:val="left"/>
+        <w:tblLayout w:type="fixed"/>
         <w:tblLook w:firstColumn="1" w:firstRow="1" w:lastColumn="0" w:lastRow="0" w:noHBand="0" w:noVBand="1" w:val="04A0"/>
       </w:tblPr>
       <w:tblGrid>
@@ -444,389 +721,21 @@
       <w:tr>
         <w:tc>
           <w:tcPr>
-            <w:tcW w:type="dxa" w:w="4819"/>
+            <w:tcW w:type="dxa" w:w="10"/>
             <w:tcBorders>
-              <w:top w:val="none" w:sz="0" w:color="FFFFFF"/>
-            </w:tcBorders>
-            <w:tcBorders>
-              <w:left w:val="none" w:sz="0" w:color="FFFFFF"/>
-            </w:tcBorders>
-            <w:tcBorders>
-              <w:right w:val="none" w:sz="0" w:color="FFFFFF"/>
-            </w:tcBorders>
-            <w:tcBorders>
-              <w:bottom w:val="single" w:sz="4" w:color="000000"/>
-            </w:tcBorders>
-            <w:tcBorders>
-              <w:right w:val="single" w:sz="4" w:color="CCCCCC"/>
+              <w:top w:val="single" w:sz="4" w:color="000000" w:space="0"/>
+              <w:bottom w:val="single" w:sz="4" w:color="000000" w:space="0"/>
+              <w:left w:val="single" w:sz="4" w:color="000000" w:space="0"/>
+              <w:right w:val="single" w:sz="4" w:color="000000" w:space="0"/>
             </w:tcBorders>
           </w:tcPr>
           <w:p>
             <w:pPr>
-              <w:spacing w:before="0" w:after="0"/>
+              <w:spacing w:before="60" w:after="40"/>
             </w:pPr>
             <w:r>
               <w:rPr>
-                <w:rFonts w:ascii="Arial" w:hAnsi="Arial"/>
-                <w:b w:val="0"/>
-                <w:i w:val="0"/>
-                <w:color w:val="505050"/>
-                <w:sz w:val="18"/>
-              </w:rPr>
-              <w:t>Telefon mobil  *</w:t>
-            </w:r>
-          </w:p>
-        </w:tc>
-        <w:tc>
-          <w:tcPr>
-            <w:tcW w:type="dxa" w:w="4819"/>
-            <w:tcBorders>
-              <w:top w:val="none" w:sz="0" w:color="FFFFFF"/>
-            </w:tcBorders>
-            <w:tcBorders>
-              <w:left w:val="none" w:sz="0" w:color="FFFFFF"/>
-            </w:tcBorders>
-            <w:tcBorders>
-              <w:right w:val="none" w:sz="0" w:color="FFFFFF"/>
-            </w:tcBorders>
-            <w:tcBorders>
-              <w:bottom w:val="single" w:sz="4" w:color="000000"/>
-            </w:tcBorders>
-          </w:tcPr>
-          <w:p>
-            <w:pPr>
-              <w:spacing w:before="0" w:after="0"/>
-            </w:pPr>
-            <w:r>
-              <w:rPr>
-                <w:rFonts w:ascii="Arial" w:hAnsi="Arial"/>
-                <w:b w:val="0"/>
-                <w:i w:val="0"/>
-                <w:color w:val="505050"/>
-                <w:sz w:val="18"/>
-              </w:rPr>
-              <w:t>E-Mail  *</w:t>
-            </w:r>
-          </w:p>
-        </w:tc>
-      </w:tr>
-    </w:tbl>
-    <w:p>
-      <w:pPr>
-        <w:spacing w:after="40"/>
-      </w:pPr>
-    </w:p>
-    <w:p>
-      <w:pPr>
-        <w:spacing w:before="0" w:after="80"/>
-      </w:pPr>
-      <w:r>
-        <w:rPr>
-          <w:rFonts w:ascii="Arial" w:hAnsi="Arial"/>
-          <w:b w:val="0"/>
-          <w:i/>
-          <w:sz w:val="16"/>
-        </w:rPr>
-        <w:t>* Angabe freiwillig (zur Ermöglichung der Korrespondenz)</w:t>
-      </w:r>
-    </w:p>
-    <w:p>
-      <w:pPr>
-        <w:spacing w:before="0" w:after="20"/>
-      </w:pPr>
-      <w:r>
-        <w:rPr>
-          <w:rFonts w:ascii="Arial" w:hAnsi="Arial"/>
-          <w:b w:val="0"/>
-          <w:i w:val="0"/>
-          <w:sz w:val="18"/>
-        </w:rPr>
-        <w:t xml:space="preserve">☐ </w:t>
-      </w:r>
-      <w:r>
-        <w:rPr>
-          <w:rFonts w:ascii="Arial" w:hAnsi="Arial"/>
-          <w:b w:val="0"/>
-          <w:i w:val="0"/>
-          <w:sz w:val="18"/>
-        </w:rPr>
-        <w:t>Ich bitte um Zusendung meiner Rechnung per E-Mail  *</w:t>
-      </w:r>
-    </w:p>
-    <w:p>
-      <w:pPr>
-        <w:spacing w:before="0" w:after="160"/>
-      </w:pPr>
-      <w:r>
-        <w:rPr>
-          <w:rFonts w:ascii="Arial" w:hAnsi="Arial"/>
-          <w:b w:val="0"/>
-          <w:i w:val="0"/>
-          <w:sz w:val="18"/>
-        </w:rPr>
-        <w:t xml:space="preserve">☐ </w:t>
-      </w:r>
-      <w:r>
-        <w:rPr>
-          <w:rFonts w:ascii="Arial" w:hAnsi="Arial"/>
-          <w:b w:val="0"/>
-          <w:i w:val="0"/>
-          <w:sz w:val="18"/>
-        </w:rPr>
-        <w:t>Ich erlaube, dass mir Terminbestätigungen per E-Mail zugestellt werden  *</w:t>
-      </w:r>
-    </w:p>
-    <w:p>
-      <w:pPr>
-        <w:spacing w:before="0" w:after="120"/>
-      </w:pPr>
-      <w:r>
-        <w:rPr>
-          <w:rFonts w:ascii="Arial" w:hAnsi="Arial"/>
-          <w:b w:val="0"/>
-          <w:i w:val="0"/>
-          <w:sz w:val="19"/>
-        </w:rPr>
-        <w:t>Damit die Therapie zu Ihrer und meiner Zufriedenheit ablaufen kann, bitte ich Sie, vor Beginn der Behandlungsserie folgende Informationen zur Kenntnis zu nehmen und die vorstehenden Bedingungen mit Ihrer Unterschrift anzuerkennen:</w:t>
-      </w:r>
-    </w:p>
-    <w:p>
-      <w:pPr>
-        <w:spacing w:before="20" w:after="60"/>
-        <w:ind w:left="283" w:hanging="227"/>
-      </w:pPr>
-      <w:r>
-        <w:rPr>
-          <w:rFonts w:ascii="Arial" w:hAnsi="Arial"/>
-          <w:b w:val="0"/>
-          <w:i w:val="0"/>
-          <w:sz w:val="18"/>
-        </w:rPr>
-        <w:t xml:space="preserve">•  </w:t>
-      </w:r>
-      <w:r>
-        <w:rPr>
-          <w:rFonts w:ascii="Arial" w:hAnsi="Arial"/>
-          <w:b/>
-          <w:i w:val="0"/>
-          <w:sz w:val="18"/>
-        </w:rPr>
-        <w:t xml:space="preserve">Abrechnung als Privatversicherter/r oder mit Beihilfe (mit Rezept): </w:t>
-      </w:r>
-      <w:r>
-        <w:rPr>
-          <w:rFonts w:ascii="Arial" w:hAnsi="Arial"/>
-          <w:b w:val="0"/>
-          <w:i w:val="0"/>
-          <w:sz w:val="18"/>
-        </w:rPr>
-        <w:t>Sie erhalten nach jeder Behandlung eine Rechnung. Diese können Sie zur Erstattung bei Ihrer privaten Krankenversicherung oder der zuständigen Beihilfestelle einreichen. Bitte klären Sie vorab mit Ihrer Versicherung, in welchem Umfang physiotherapeutische Leistungen erstattet werden. Auf Wunsch erhalten Sie ein zusätzliches Exemplar der Rechnung.</w:t>
-      </w:r>
-    </w:p>
-    <w:p>
-      <w:pPr>
-        <w:spacing w:before="20" w:after="60"/>
-        <w:ind w:left="283" w:hanging="227"/>
-      </w:pPr>
-      <w:r>
-        <w:rPr>
-          <w:rFonts w:ascii="Arial" w:hAnsi="Arial"/>
-          <w:b w:val="0"/>
-          <w:i w:val="0"/>
-          <w:sz w:val="18"/>
-        </w:rPr>
-        <w:t xml:space="preserve">•  </w:t>
-      </w:r>
-      <w:r>
-        <w:rPr>
-          <w:rFonts w:ascii="Arial" w:hAnsi="Arial"/>
-          <w:b/>
-          <w:i w:val="0"/>
-          <w:sz w:val="18"/>
-        </w:rPr>
-        <w:t xml:space="preserve">Selbstzahler (ohne Rezept): </w:t>
-      </w:r>
-      <w:r>
-        <w:rPr>
-          <w:rFonts w:ascii="Arial" w:hAnsi="Arial"/>
-          <w:b w:val="0"/>
-          <w:i w:val="0"/>
-          <w:sz w:val="18"/>
-        </w:rPr>
-        <w:t>Die Rechnung ist nach Behandlung sofort fällig und nicht bei der gesetzlichen Krankenversicherung erstattungsfähig. Auf den Nettobetrag werden 19 % Umsatzsteuer erhoben.</w:t>
-      </w:r>
-    </w:p>
-    <w:p>
-      <w:pPr>
-        <w:spacing w:before="20" w:after="60"/>
-        <w:ind w:left="283" w:hanging="227"/>
-      </w:pPr>
-      <w:r>
-        <w:rPr>
-          <w:rFonts w:ascii="Arial" w:hAnsi="Arial"/>
-          <w:b w:val="0"/>
-          <w:i w:val="0"/>
-          <w:sz w:val="18"/>
-        </w:rPr>
-        <w:t xml:space="preserve">•  </w:t>
-      </w:r>
-      <w:r>
-        <w:rPr>
-          <w:rFonts w:ascii="Arial" w:hAnsi="Arial"/>
-          <w:b/>
-          <w:i w:val="0"/>
-          <w:sz w:val="18"/>
-        </w:rPr>
-        <w:t xml:space="preserve">Bitte prüfen Sie vor Behandlungsbeginn die Erstattungsfähigkeit bei Ihrer Versicherung: </w:t>
-      </w:r>
-      <w:r>
-        <w:rPr>
-          <w:rFonts w:ascii="Arial" w:hAnsi="Arial"/>
-          <w:b w:val="0"/>
-          <w:i w:val="0"/>
-          <w:sz w:val="18"/>
-        </w:rPr>
-        <w:t>Ich weise darauf hin, dass formal korrekt ausgestellte Verordnungen von den Krankenkassen erstattet werden. Hierfür obliegt die Verantwortung der allgemeinen Organisation sowie dem Patienten / der Patientin. Ich stehe gerne für Rückfragen zu relevanten Informationen zur Verfügung.</w:t>
-      </w:r>
-    </w:p>
-    <w:p>
-      <w:pPr>
-        <w:spacing w:before="20" w:after="60"/>
-        <w:ind w:left="283" w:hanging="227"/>
-      </w:pPr>
-      <w:r>
-        <w:rPr>
-          <w:rFonts w:ascii="Arial" w:hAnsi="Arial"/>
-          <w:b w:val="0"/>
-          <w:i w:val="0"/>
-          <w:sz w:val="18"/>
-        </w:rPr>
-        <w:t xml:space="preserve">•  </w:t>
-      </w:r>
-      <w:r>
-        <w:rPr>
-          <w:rFonts w:ascii="Arial" w:hAnsi="Arial"/>
-          <w:b/>
-          <w:i w:val="0"/>
-          <w:sz w:val="18"/>
-        </w:rPr>
-        <w:t xml:space="preserve">Terminabsagen: </w:t>
-      </w:r>
-      <w:r>
-        <w:rPr>
-          <w:rFonts w:ascii="Arial" w:hAnsi="Arial"/>
-          <w:b w:val="0"/>
-          <w:i w:val="0"/>
-          <w:sz w:val="18"/>
-        </w:rPr>
-        <w:t>Wenn Sie einen vereinbarten Termin nicht wahrnehmen können, sagen Sie diesen bitte mindestens 24 Stunden vorher ab. Termine, die nicht oder zu kurzfristig abgesagt werden, stelle ich gemäß § 615 BGB in Rechnung. Die Höhe entspricht den anfallenden Kosten und kann anderweitig bei uns erfragt werden.</w:t>
-      </w:r>
-    </w:p>
-    <w:p>
-      <w:pPr>
-        <w:spacing w:before="20" w:after="60"/>
-        <w:ind w:left="283" w:hanging="227"/>
-      </w:pPr>
-      <w:r>
-        <w:rPr>
-          <w:rFonts w:ascii="Arial" w:hAnsi="Arial"/>
-          <w:b w:val="0"/>
-          <w:i w:val="0"/>
-          <w:sz w:val="18"/>
-        </w:rPr>
-        <w:t xml:space="preserve">•  </w:t>
-      </w:r>
-      <w:r>
-        <w:rPr>
-          <w:rFonts w:ascii="Arial" w:hAnsi="Arial"/>
-          <w:b/>
-          <w:i w:val="0"/>
-          <w:sz w:val="18"/>
-        </w:rPr>
-        <w:t xml:space="preserve">Aufsichtspflicht: </w:t>
-      </w:r>
-      <w:r>
-        <w:rPr>
-          <w:rFonts w:ascii="Arial" w:hAnsi="Arial"/>
-          <w:b w:val="0"/>
-          <w:i w:val="0"/>
-          <w:sz w:val="18"/>
-        </w:rPr>
-        <w:t>Die Aufsichtspflicht des behandelnden Therapeuten erstreckt sich nur auf den Zeitraum der vereinbarten Therapieeinheit.</w:t>
-      </w:r>
-    </w:p>
-    <w:p>
-      <w:pPr>
-        <w:spacing w:before="20" w:after="60"/>
-        <w:ind w:left="283" w:hanging="227"/>
-      </w:pPr>
-      <w:r>
-        <w:rPr>
-          <w:rFonts w:ascii="Arial" w:hAnsi="Arial"/>
-          <w:b w:val="0"/>
-          <w:i w:val="0"/>
-          <w:sz w:val="18"/>
-        </w:rPr>
-        <w:t xml:space="preserve">•  </w:t>
-      </w:r>
-      <w:r>
-        <w:rPr>
-          <w:rFonts w:ascii="Arial" w:hAnsi="Arial"/>
-          <w:b/>
-          <w:i w:val="0"/>
-          <w:sz w:val="18"/>
-        </w:rPr>
-        <w:t xml:space="preserve">Gültigkeit: </w:t>
-      </w:r>
-      <w:r>
-        <w:rPr>
-          <w:rFonts w:ascii="Arial" w:hAnsi="Arial"/>
-          <w:b w:val="0"/>
-          <w:i w:val="0"/>
-          <w:sz w:val="18"/>
-        </w:rPr>
-        <w:t>Alle Regelungen dieses Behandlungsvertrages gelten für alle Verordnungen, die dem Patienten / der Patientin zwecks Behandlungsdurchführung ausgehändigt werden. Gleiches gilt für die Inanspruchnahme von Behandlungen ohne ärztliche Verordnung.</w:t>
-      </w:r>
-    </w:p>
-    <w:p>
-      <w:pPr>
-        <w:spacing w:after="80"/>
-      </w:pPr>
-    </w:p>
-    <w:tbl>
-      <w:tblPr>
-        <w:tblW w:type="auto" w:w="0"/>
-        <w:jc w:val="center"/>
-        <w:tblLook w:firstColumn="1" w:firstRow="1" w:lastColumn="0" w:lastRow="0" w:noHBand="0" w:noVBand="1" w:val="04A0"/>
-      </w:tblPr>
-      <w:tblGrid>
-        <w:gridCol w:w="6803"/>
-        <w:gridCol w:w="2835"/>
-      </w:tblGrid>
-      <w:tr>
-        <w:tc>
-          <w:tcPr>
-            <w:tcW w:type="dxa" w:w="6803"/>
-            <w:tcBorders>
-              <w:top w:val="single" w:sz="4" w:color="000000"/>
-            </w:tcBorders>
-            <w:tcBorders>
-              <w:bottom w:val="single" w:sz="4" w:color="000000"/>
-            </w:tcBorders>
-            <w:tcBorders>
-              <w:left w:val="single" w:sz="4" w:color="000000"/>
-            </w:tcBorders>
-            <w:tcBorders>
-              <w:right w:val="single" w:sz="4" w:color="000000"/>
-            </w:tcBorders>
-          </w:tcPr>
-          <w:p>
-            <w:pPr>
-              <w:spacing w:before="40" w:after="40"/>
-            </w:pPr>
-            <w:r>
-              <w:rPr>
-                <w:rFonts w:ascii="Arial" w:hAnsi="Arial"/>
+                <w:rFonts w:ascii="Calibri" w:hAnsi="Calibri"/>
                 <w:b/>
                 <w:i w:val="0"/>
                 <w:sz w:val="18"/>
@@ -836,66 +745,55 @@
           </w:p>
           <w:p>
             <w:pPr>
-              <w:spacing w:before="0" w:after="40"/>
+              <w:spacing w:before="0" w:after="60"/>
             </w:pPr>
             <w:r>
               <w:rPr>
-                <w:rFonts w:ascii="Arial" w:hAnsi="Arial"/>
+                <w:rFonts w:ascii="Calibri" w:hAnsi="Calibri"/>
                 <w:b w:val="0"/>
                 <w:i w:val="0"/>
                 <w:sz w:val="17"/>
               </w:rPr>
-              <w:t>Die Datenschutzerklärung zur Verarbeitung meiner personenbezogenen Daten habe</w:t>
-              <w:br/>
-              <w:t>ich erhalten und zur Kenntnis genommen.</w:t>
-              <w:br/>
-              <w:t>Diese ist auch jederzeit bei Mobile Physiotherapie Grausam einsehbar.</w:t>
+              <w:t>Die Datenschutzerklärung zur Verarbeitung meiner personenbezogenen Daten habe ich erhalten und zur Kenntnis genommen. Diese ist auch jederzeit bei Mobile Physiotherapie Grausam einsehbar.</w:t>
             </w:r>
           </w:p>
         </w:tc>
         <w:tc>
           <w:tcPr>
-            <w:tcW w:type="dxa" w:w="2835"/>
+            <w:tcW w:type="dxa" w:w="5"/>
             <w:tcBorders>
-              <w:top w:val="single" w:sz="4" w:color="000000"/>
-            </w:tcBorders>
-            <w:tcBorders>
-              <w:bottom w:val="single" w:sz="4" w:color="000000"/>
-            </w:tcBorders>
-            <w:tcBorders>
-              <w:right w:val="single" w:sz="4" w:color="000000"/>
-            </w:tcBorders>
-            <w:tcBorders>
-              <w:left w:val="none" w:sz="0" w:color="FFFFFF"/>
+              <w:top w:val="single" w:sz="4" w:color="000000" w:space="0"/>
+              <w:bottom w:val="single" w:sz="4" w:color="000000" w:space="0"/>
+              <w:left w:val="none" w:sz="0" w:color="FFFFFF" w:space="0"/>
+              <w:right w:val="single" w:sz="4" w:color="000000" w:space="0"/>
             </w:tcBorders>
             <w:vAlign w:val="center"/>
           </w:tcPr>
           <w:p>
             <w:pPr>
-              <w:spacing w:before="40" w:after="0"/>
+              <w:spacing w:before="60" w:after="0"/>
               <w:jc w:val="center"/>
             </w:pPr>
             <w:r>
               <w:rPr>
-                <w:rFonts w:ascii="Arial" w:hAnsi="Arial"/>
+                <w:rFonts w:ascii="Calibri" w:hAnsi="Calibri"/>
                 <w:b w:val="0"/>
                 <w:i w:val="0"/>
                 <w:sz w:val="18"/>
               </w:rPr>
-              <w:t>_________________________</w:t>
+              <w:t>________________________</w:t>
             </w:r>
           </w:p>
           <w:p>
             <w:pPr>
-              <w:spacing w:before="0"/>
+              <w:spacing w:before="40" w:after="60"/>
               <w:jc w:val="center"/>
             </w:pPr>
             <w:r>
               <w:rPr>
-                <w:rFonts w:ascii="Arial" w:hAnsi="Arial"/>
+                <w:rFonts w:ascii="Calibri" w:hAnsi="Calibri"/>
                 <w:b w:val="0"/>
-                <w:i w:val="0"/>
-                <w:color w:val="646464"/>
+                <w:i/>
                 <w:sz w:val="15"/>
               </w:rPr>
               <w:t>Datum, Unterschrift</w:t>
@@ -906,16 +804,16 @@
     </w:tbl>
     <w:p>
       <w:pPr>
-        <w:spacing w:after="120"/>
+        <w:spacing w:before="120" w:after="120"/>
       </w:pPr>
     </w:p>
     <w:p>
       <w:pPr>
-        <w:spacing w:before="80" w:after="200"/>
+        <w:spacing w:before="0" w:after="200"/>
       </w:pPr>
       <w:r>
         <w:rPr>
-          <w:rFonts w:ascii="Arial" w:hAnsi="Arial"/>
+          <w:rFonts w:ascii="Calibri" w:hAnsi="Calibri"/>
           <w:b/>
           <w:i w:val="0"/>
           <w:sz w:val="19"/>
@@ -926,100 +824,79 @@
     <w:tbl>
       <w:tblPr>
         <w:tblW w:type="auto" w:w="0"/>
-        <w:jc w:val="center"/>
+        <w:jc w:val="left"/>
+        <w:tblLayout w:type="fixed"/>
         <w:tblLook w:firstColumn="1" w:firstRow="1" w:lastColumn="0" w:lastRow="0" w:noHBand="0" w:noVBand="1" w:val="04A0"/>
       </w:tblPr>
       <w:tblGrid>
-        <w:gridCol w:w="1984"/>
-        <w:gridCol w:w="5669"/>
-        <w:gridCol w:w="1984"/>
+        <w:gridCol w:w="3213"/>
+        <w:gridCol w:w="3213"/>
+        <w:gridCol w:w="3213"/>
       </w:tblGrid>
       <w:tr>
+        <w:trPr>
+          <w:trHeight w:val="560" w:hRule="atLeast"/>
+          <w:trHeight w:val="560" w:hRule="atLeast"/>
+          <w:trHeight w:val="560" w:hRule="atLeast"/>
+        </w:trPr>
         <w:tc>
           <w:tcPr>
-            <w:tcW w:type="dxa" w:w="1984"/>
+            <w:tcW w:type="dxa" w:w="3"/>
             <w:tcBorders>
-              <w:top w:val="none" w:sz="0" w:color="FFFFFF"/>
-            </w:tcBorders>
-            <w:tcBorders>
-              <w:left w:val="none" w:sz="0" w:color="FFFFFF"/>
-            </w:tcBorders>
-            <w:tcBorders>
-              <w:right w:val="none" w:sz="0" w:color="FFFFFF"/>
-            </w:tcBorders>
-            <w:tcBorders>
-              <w:bottom w:val="single" w:sz="4" w:color="000000"/>
+              <w:top w:val="none" w:sz="0" w:color="FFFFFF" w:space="0"/>
+              <w:bottom w:val="single" w:sz="4" w:color="000000" w:space="0"/>
+              <w:left w:val="none" w:sz="0" w:color="FFFFFF" w:space="0"/>
+              <w:right w:val="none" w:sz="0" w:color="FFFFFF" w:space="0"/>
             </w:tcBorders>
           </w:tcPr>
           <w:p>
             <w:pPr>
               <w:spacing w:before="0" w:after="0"/>
             </w:pPr>
-            <w:r/>
           </w:p>
         </w:tc>
         <w:tc>
           <w:tcPr>
-            <w:tcW w:type="dxa" w:w="5669"/>
+            <w:tcW w:type="dxa" w:w="10"/>
             <w:tcBorders>
-              <w:top w:val="none" w:sz="0" w:color="FFFFFF"/>
-            </w:tcBorders>
-            <w:tcBorders>
-              <w:left w:val="none" w:sz="0" w:color="FFFFFF"/>
-            </w:tcBorders>
-            <w:tcBorders>
-              <w:right w:val="none" w:sz="0" w:color="FFFFFF"/>
-            </w:tcBorders>
-            <w:tcBorders>
-              <w:bottom w:val="single" w:sz="4" w:color="000000"/>
+              <w:top w:val="none" w:sz="0" w:color="FFFFFF" w:space="0"/>
+              <w:bottom w:val="single" w:sz="4" w:color="000000" w:space="0"/>
+              <w:left w:val="none" w:sz="0" w:color="FFFFFF" w:space="0"/>
+              <w:right w:val="none" w:sz="0" w:color="FFFFFF" w:space="0"/>
             </w:tcBorders>
           </w:tcPr>
           <w:p>
             <w:pPr>
               <w:spacing w:before="0" w:after="0"/>
             </w:pPr>
-            <w:r/>
           </w:p>
         </w:tc>
         <w:tc>
           <w:tcPr>
-            <w:tcW w:type="dxa" w:w="1984"/>
+            <w:tcW w:type="dxa" w:w="3"/>
             <w:tcBorders>
-              <w:top w:val="none" w:sz="0" w:color="FFFFFF"/>
-            </w:tcBorders>
-            <w:tcBorders>
-              <w:left w:val="none" w:sz="0" w:color="FFFFFF"/>
-            </w:tcBorders>
-            <w:tcBorders>
-              <w:right w:val="none" w:sz="0" w:color="FFFFFF"/>
-            </w:tcBorders>
-            <w:tcBorders>
-              <w:bottom w:val="single" w:sz="4" w:color="000000"/>
+              <w:top w:val="none" w:sz="0" w:color="FFFFFF" w:space="0"/>
+              <w:bottom w:val="single" w:sz="4" w:color="000000" w:space="0"/>
+              <w:left w:val="none" w:sz="0" w:color="FFFFFF" w:space="0"/>
+              <w:right w:val="none" w:sz="0" w:color="FFFFFF" w:space="0"/>
             </w:tcBorders>
           </w:tcPr>
           <w:p>
             <w:pPr>
               <w:spacing w:before="0" w:after="0"/>
             </w:pPr>
-            <w:r/>
           </w:p>
         </w:tc>
       </w:tr>
       <w:tr>
         <w:tc>
           <w:tcPr>
-            <w:tcW w:type="dxa" w:w="1984"/>
+            <w:tcW w:type="dxa" w:w="3"/>
             <w:tcBorders>
-              <w:top w:val="none" w:sz="0" w:color="FFFFFF"/>
-            </w:tcBorders>
-            <w:tcBorders>
-              <w:left w:val="none" w:sz="0" w:color="FFFFFF"/>
-            </w:tcBorders>
-            <w:tcBorders>
-              <w:right w:val="none" w:sz="0" w:color="FFFFFF"/>
-            </w:tcBorders>
-            <w:tcBorders>
-              <w:bottom w:val="none" w:sz="0" w:color="FFFFFF"/>
+              <w:top w:val="none" w:sz="0" w:color="FFFFFF" w:space="0"/>
+              <w:bottom w:val="none" w:sz="0" w:color="FFFFFF" w:space="0"/>
+              <w:left w:val="none" w:sz="0" w:color="FFFFFF" w:space="0"/>
+              <w:right w:val="none" w:sz="0" w:color="FFFFFF" w:space="0"/>
             </w:tcBorders>
           </w:tcPr>
           <w:p>
@@ -1028,10 +905,8 @@
             </w:pPr>
             <w:r>
               <w:rPr>
-                <w:rFonts w:ascii="Arial" w:hAnsi="Arial"/>
-                <w:b w:val="0"/>
-                <w:i w:val="0"/>
-                <w:color w:val="505050"/>
+                <w:rFonts w:ascii="Calibri" w:hAnsi="Calibri"/>
+                <w:color w:val="606060"/>
                 <w:sz w:val="16"/>
               </w:rPr>
               <w:t>Datum</w:t>
@@ -1040,18 +915,12 @@
         </w:tc>
         <w:tc>
           <w:tcPr>
-            <w:tcW w:type="dxa" w:w="5669"/>
+            <w:tcW w:type="dxa" w:w="10"/>
             <w:tcBorders>
-              <w:top w:val="none" w:sz="0" w:color="FFFFFF"/>
-            </w:tcBorders>
-            <w:tcBorders>
-              <w:left w:val="none" w:sz="0" w:color="FFFFFF"/>
-            </w:tcBorders>
-            <w:tcBorders>
-              <w:right w:val="none" w:sz="0" w:color="FFFFFF"/>
-            </w:tcBorders>
-            <w:tcBorders>
-              <w:bottom w:val="none" w:sz="0" w:color="FFFFFF"/>
+              <w:top w:val="none" w:sz="0" w:color="FFFFFF" w:space="0"/>
+              <w:bottom w:val="none" w:sz="0" w:color="FFFFFF" w:space="0"/>
+              <w:left w:val="none" w:sz="0" w:color="FFFFFF" w:space="0"/>
+              <w:right w:val="none" w:sz="0" w:color="FFFFFF" w:space="0"/>
             </w:tcBorders>
           </w:tcPr>
           <w:p>
@@ -1060,10 +929,8 @@
             </w:pPr>
             <w:r>
               <w:rPr>
-                <w:rFonts w:ascii="Arial" w:hAnsi="Arial"/>
-                <w:b w:val="0"/>
-                <w:i w:val="0"/>
-                <w:color w:val="505050"/>
+                <w:rFonts w:ascii="Calibri" w:hAnsi="Calibri"/>
+                <w:color w:val="606060"/>
                 <w:sz w:val="16"/>
               </w:rPr>
               <w:t>Unterschrift des Kunden/Patienten bzw. des Erziehungsberechtigten</w:t>
@@ -1072,18 +939,12 @@
         </w:tc>
         <w:tc>
           <w:tcPr>
-            <w:tcW w:type="dxa" w:w="1984"/>
+            <w:tcW w:type="dxa" w:w="3"/>
             <w:tcBorders>
-              <w:top w:val="none" w:sz="0" w:color="FFFFFF"/>
-            </w:tcBorders>
-            <w:tcBorders>
-              <w:left w:val="none" w:sz="0" w:color="FFFFFF"/>
-            </w:tcBorders>
-            <w:tcBorders>
-              <w:right w:val="none" w:sz="0" w:color="FFFFFF"/>
-            </w:tcBorders>
-            <w:tcBorders>
-              <w:bottom w:val="none" w:sz="0" w:color="FFFFFF"/>
+              <w:top w:val="none" w:sz="0" w:color="FFFFFF" w:space="0"/>
+              <w:bottom w:val="none" w:sz="0" w:color="FFFFFF" w:space="0"/>
+              <w:left w:val="none" w:sz="0" w:color="FFFFFF" w:space="0"/>
+              <w:right w:val="none" w:sz="0" w:color="FFFFFF" w:space="0"/>
             </w:tcBorders>
           </w:tcPr>
           <w:p>
@@ -1092,10 +953,8 @@
             </w:pPr>
             <w:r>
               <w:rPr>
-                <w:rFonts w:ascii="Arial" w:hAnsi="Arial"/>
-                <w:b w:val="0"/>
-                <w:i w:val="0"/>
-                <w:color w:val="505050"/>
+                <w:rFonts w:ascii="Calibri" w:hAnsi="Calibri"/>
+                <w:color w:val="606060"/>
                 <w:sz w:val="16"/>
               </w:rPr>
             </w:r>

--- a/dokumente/Behandlungsvertrag.docx
+++ b/dokumente/Behandlungsvertrag.docx
@@ -963,6 +963,7 @@
       </w:tr>
     </w:tbl>
     <w:sectPr>
+      <w:headerReference w:type="default" r:id="rId9"/>
       <w:pgSz w:w="11906" w:h="16838"/>
       <w:pgMar w:top="1020" w:right="1134" w:bottom="1020" w:left="1134" w:header="720" w:footer="720" w:gutter="0"/>
       <w:cols w:space="720"/>
@@ -970,6 +971,114 @@
     </w:sectPr>
   </w:body>
 </w:document>
+</file>
+
+<file path=word/header1.xml><?xml version="1.0" encoding="utf-8"?>
+<w:hdr xmlns:m="http://schemas.openxmlformats.org/officeDocument/2006/math" xmlns:mc="http://schemas.openxmlformats.org/markup-compatibility/2006" xmlns:mo="http://schemas.microsoft.com/office/mac/office/2008/main" xmlns:mv="urn:schemas-microsoft-com:mac:vml" xmlns:o="urn:schemas-microsoft-com:office:office" xmlns:r="http://schemas.openxmlformats.org/officeDocument/2006/relationships" xmlns:v="urn:schemas-microsoft-com:vml" xmlns:w10="urn:schemas-microsoft-com:office:word" xmlns:w14="http://schemas.microsoft.com/office/word/2010/wordml" xmlns:w="http://schemas.openxmlformats.org/wordprocessingml/2006/main" xmlns:wne="http://schemas.microsoft.com/office/word/2006/wordml" xmlns:wp14="http://schemas.microsoft.com/office/word/2010/wordprocessingDrawing" xmlns:wp="http://schemas.openxmlformats.org/drawingml/2006/wordprocessingDrawing" xmlns:wpc="http://schemas.microsoft.com/office/word/2010/wordprocessingCanvas" xmlns:wpg="http://schemas.microsoft.com/office/word/2010/wordprocessingGroup" xmlns:wpi="http://schemas.microsoft.com/office/word/2010/wordprocessingInk" xmlns:wps="http://schemas.microsoft.com/office/word/2010/wordprocessingShape" mc:Ignorable="w14 wp14">
+  <w:p>
+    <w:pPr>
+      <w:pStyle w:val="Header"/>
+    </w:pPr>
+  </w:p>
+  <w:tbl>
+    <w:tblPr>
+      <w:tblStyle w:val="TableGrid"/>
+      <w:tblW w:type="auto" w:w="0"/>
+      <w:tblLook w:firstColumn="1" w:firstRow="1" w:lastColumn="0" w:lastRow="0" w:noHBand="0" w:noVBand="1" w:val="04A0"/>
+    </w:tblPr>
+    <w:tblGrid>
+      <w:gridCol w:w="4819"/>
+      <w:gridCol w:w="4819"/>
+    </w:tblGrid>
+    <w:tr>
+      <w:tc>
+        <w:tcPr>
+          <w:tcW w:type="dxa" w:w="4819"/>
+          <w:tcBorders>
+            <w:top w:val="none"/>
+            <w:left w:val="none"/>
+            <w:bottom w:val="none"/>
+            <w:right w:val="none"/>
+          </w:tcBorders>
+        </w:tcPr>
+        <w:p>
+          <w:r>
+            <w:rPr>
+              <w:b/>
+              <w:sz w:val="18"/>
+            </w:rPr>
+            <w:t>Mobile Physiotherapie Grausam</w:t>
+          </w:r>
+        </w:p>
+        <w:p>
+          <w:r>
+            <w:rPr>
+              <w:sz w:val="16"/>
+            </w:rPr>
+            <w:t>Nick Grausam · Dornierstraße 5 · 69181 Leimen</w:t>
+          </w:r>
+        </w:p>
+      </w:tc>
+      <w:tc>
+        <w:tcPr>
+          <w:tcW w:type="dxa" w:w="4819"/>
+          <w:tcBorders>
+            <w:top w:val="none"/>
+            <w:left w:val="none"/>
+            <w:bottom w:val="none"/>
+            <w:right w:val="none"/>
+          </w:tcBorders>
+        </w:tcPr>
+        <w:p>
+          <w:pPr>
+            <w:jc w:val="right"/>
+          </w:pPr>
+          <w:r>
+            <w:drawing>
+              <wp:inline xmlns:a="http://schemas.openxmlformats.org/drawingml/2006/main" xmlns:pic="http://schemas.openxmlformats.org/drawingml/2006/picture">
+                <wp:extent cx="1800000" cy="524118"/>
+                <wp:docPr id="1" name="Picture 1"/>
+                <wp:cNvGraphicFramePr>
+                  <a:graphicFrameLocks noChangeAspect="1"/>
+                </wp:cNvGraphicFramePr>
+                <a:graphic>
+                  <a:graphicData uri="http://schemas.openxmlformats.org/drawingml/2006/picture">
+                    <pic:pic>
+                      <pic:nvPicPr>
+                        <pic:cNvPr id="0" name="logo.png"/>
+                        <pic:cNvPicPr/>
+                      </pic:nvPicPr>
+                      <pic:blipFill>
+                        <a:blip r:embed="rId1"/>
+                        <a:stretch>
+                          <a:fillRect/>
+                        </a:stretch>
+                      </pic:blipFill>
+                      <pic:spPr>
+                        <a:xfrm>
+                          <a:off x="0" y="0"/>
+                          <a:ext cx="1800000" cy="524118"/>
+                        </a:xfrm>
+                        <a:prstGeom prst="rect"/>
+                      </pic:spPr>
+                    </pic:pic>
+                  </a:graphicData>
+                </a:graphic>
+              </wp:inline>
+            </w:drawing>
+          </w:r>
+        </w:p>
+      </w:tc>
+    </w:tr>
+  </w:tbl>
+  <w:p>
+    <w:pPr>
+      <w:pBdr>
+        <w:bottom w:val="single" w:sz="6" w:space="1" w:color="111111"/>
+      </w:pBdr>
+    </w:pPr>
+  </w:p>
+</w:hdr>
 </file>
 
 <file path=word/numbering.xml><?xml version="1.0" encoding="utf-8"?>

--- a/dokumente/Behandlungsvertrag.docx
+++ b/dokumente/Behandlungsvertrag.docx
@@ -963,7 +963,6 @@
       </w:tr>
     </w:tbl>
     <w:sectPr>
-      <w:headerReference w:type="default" r:id="rId9"/>
       <w:pgSz w:w="11906" w:h="16838"/>
       <w:pgMar w:top="1020" w:right="1134" w:bottom="1020" w:left="1134" w:header="720" w:footer="720" w:gutter="0"/>
       <w:cols w:space="720"/>
@@ -971,114 +970,6 @@
     </w:sectPr>
   </w:body>
 </w:document>
-</file>
-
-<file path=word/header1.xml><?xml version="1.0" encoding="utf-8"?>
-<w:hdr xmlns:m="http://schemas.openxmlformats.org/officeDocument/2006/math" xmlns:mc="http://schemas.openxmlformats.org/markup-compatibility/2006" xmlns:mo="http://schemas.microsoft.com/office/mac/office/2008/main" xmlns:mv="urn:schemas-microsoft-com:mac:vml" xmlns:o="urn:schemas-microsoft-com:office:office" xmlns:r="http://schemas.openxmlformats.org/officeDocument/2006/relationships" xmlns:v="urn:schemas-microsoft-com:vml" xmlns:w10="urn:schemas-microsoft-com:office:word" xmlns:w14="http://schemas.microsoft.com/office/word/2010/wordml" xmlns:w="http://schemas.openxmlformats.org/wordprocessingml/2006/main" xmlns:wne="http://schemas.microsoft.com/office/word/2006/wordml" xmlns:wp14="http://schemas.microsoft.com/office/word/2010/wordprocessingDrawing" xmlns:wp="http://schemas.openxmlformats.org/drawingml/2006/wordprocessingDrawing" xmlns:wpc="http://schemas.microsoft.com/office/word/2010/wordprocessingCanvas" xmlns:wpg="http://schemas.microsoft.com/office/word/2010/wordprocessingGroup" xmlns:wpi="http://schemas.microsoft.com/office/word/2010/wordprocessingInk" xmlns:wps="http://schemas.microsoft.com/office/word/2010/wordprocessingShape" mc:Ignorable="w14 wp14">
-  <w:p>
-    <w:pPr>
-      <w:pStyle w:val="Header"/>
-    </w:pPr>
-  </w:p>
-  <w:tbl>
-    <w:tblPr>
-      <w:tblStyle w:val="TableGrid"/>
-      <w:tblW w:type="auto" w:w="0"/>
-      <w:tblLook w:firstColumn="1" w:firstRow="1" w:lastColumn="0" w:lastRow="0" w:noHBand="0" w:noVBand="1" w:val="04A0"/>
-    </w:tblPr>
-    <w:tblGrid>
-      <w:gridCol w:w="4819"/>
-      <w:gridCol w:w="4819"/>
-    </w:tblGrid>
-    <w:tr>
-      <w:tc>
-        <w:tcPr>
-          <w:tcW w:type="dxa" w:w="4819"/>
-          <w:tcBorders>
-            <w:top w:val="none"/>
-            <w:left w:val="none"/>
-            <w:bottom w:val="none"/>
-            <w:right w:val="none"/>
-          </w:tcBorders>
-        </w:tcPr>
-        <w:p>
-          <w:r>
-            <w:rPr>
-              <w:b/>
-              <w:sz w:val="18"/>
-            </w:rPr>
-            <w:t>Mobile Physiotherapie Grausam</w:t>
-          </w:r>
-        </w:p>
-        <w:p>
-          <w:r>
-            <w:rPr>
-              <w:sz w:val="16"/>
-            </w:rPr>
-            <w:t>Nick Grausam · Dornierstraße 5 · 69181 Leimen</w:t>
-          </w:r>
-        </w:p>
-      </w:tc>
-      <w:tc>
-        <w:tcPr>
-          <w:tcW w:type="dxa" w:w="4819"/>
-          <w:tcBorders>
-            <w:top w:val="none"/>
-            <w:left w:val="none"/>
-            <w:bottom w:val="none"/>
-            <w:right w:val="none"/>
-          </w:tcBorders>
-        </w:tcPr>
-        <w:p>
-          <w:pPr>
-            <w:jc w:val="right"/>
-          </w:pPr>
-          <w:r>
-            <w:drawing>
-              <wp:inline xmlns:a="http://schemas.openxmlformats.org/drawingml/2006/main" xmlns:pic="http://schemas.openxmlformats.org/drawingml/2006/picture">
-                <wp:extent cx="1800000" cy="524118"/>
-                <wp:docPr id="1" name="Picture 1"/>
-                <wp:cNvGraphicFramePr>
-                  <a:graphicFrameLocks noChangeAspect="1"/>
-                </wp:cNvGraphicFramePr>
-                <a:graphic>
-                  <a:graphicData uri="http://schemas.openxmlformats.org/drawingml/2006/picture">
-                    <pic:pic>
-                      <pic:nvPicPr>
-                        <pic:cNvPr id="0" name="logo.png"/>
-                        <pic:cNvPicPr/>
-                      </pic:nvPicPr>
-                      <pic:blipFill>
-                        <a:blip r:embed="rId1"/>
-                        <a:stretch>
-                          <a:fillRect/>
-                        </a:stretch>
-                      </pic:blipFill>
-                      <pic:spPr>
-                        <a:xfrm>
-                          <a:off x="0" y="0"/>
-                          <a:ext cx="1800000" cy="524118"/>
-                        </a:xfrm>
-                        <a:prstGeom prst="rect"/>
-                      </pic:spPr>
-                    </pic:pic>
-                  </a:graphicData>
-                </a:graphic>
-              </wp:inline>
-            </w:drawing>
-          </w:r>
-        </w:p>
-      </w:tc>
-    </w:tr>
-  </w:tbl>
-  <w:p>
-    <w:pPr>
-      <w:pBdr>
-        <w:bottom w:val="single" w:sz="6" w:space="1" w:color="111111"/>
-      </w:pBdr>
-    </w:pPr>
-  </w:p>
-</w:hdr>
 </file>
 
 <file path=word/numbering.xml><?xml version="1.0" encoding="utf-8"?>
